--- a/Doc/Directory-structure-for-examples-and-deployment-guide.docx
+++ b/Doc/Directory-structure-for-examples-and-deployment-guide.docx
@@ -129,7 +129,15 @@
           <w:sz w:val="22"/>
           <w:szCs w:val="22"/>
         </w:rPr>
-        <w:t>, …]</w:t>
+        <w:t>, …</w:t>
+      </w:r>
+      <w:r>
+        <w:rPr>
+          <w:rFonts w:ascii="Courier New" w:hAnsi="Courier New" w:cs="Courier New"/>
+          <w:sz w:val="22"/>
+          <w:szCs w:val="22"/>
+        </w:rPr>
+        <w:t xml:space="preserve">]) </w:t>
       </w:r>
       <w:proofErr w:type="gramStart"/>
       <w:r>
@@ -219,29 +227,13 @@
           <w:sz w:val="22"/>
           <w:szCs w:val="22"/>
         </w:rPr>
-        <w:t>$ENVIRONMENT_</w:t>
-      </w:r>
-      <w:proofErr w:type="gramStart"/>
-      <w:r>
-        <w:rPr>
-          <w:rFonts w:ascii="Courier New" w:hAnsi="Courier New" w:cs="Courier New"/>
-          <w:sz w:val="22"/>
-          <w:szCs w:val="22"/>
-        </w:rPr>
-        <w:t>DIRECTORY</w:t>
-      </w:r>
-      <w:r>
-        <w:rPr>
-          <w:rFonts w:ascii="Calibri" w:hAnsi="Calibri" w:cs="Calibri"/>
-        </w:rPr>
-        <w:t xml:space="preserve">  in</w:t>
-      </w:r>
-      <w:proofErr w:type="gramEnd"/>
-      <w:r>
-        <w:rPr>
-          <w:rFonts w:ascii="Calibri" w:hAnsi="Calibri" w:cs="Calibri"/>
-        </w:rPr>
-        <w:t xml:space="preserve"> the samples combines actions by entities acting if four separate roles </w:t>
+        <w:t>$ENVIRONMENT_DIRECTORY</w:t>
+      </w:r>
+      <w:r>
+        <w:rPr>
+          <w:rFonts w:ascii="Calibri" w:hAnsi="Calibri" w:cs="Calibri"/>
+        </w:rPr>
+        <w:t xml:space="preserve"> in the samples combines actions by entities acting if four separate roles </w:t>
       </w:r>
       <w:proofErr w:type="gramStart"/>
       <w:r>
@@ -479,13 +471,7 @@
         <w:rPr>
           <w:rFonts w:ascii="Calibri" w:hAnsi="Calibri" w:cs="Calibri"/>
         </w:rPr>
-        <w:t xml:space="preserve"> </w:t>
-      </w:r>
-      <w:r>
-        <w:rPr>
-          <w:rFonts w:ascii="Calibri" w:hAnsi="Calibri" w:cs="Calibri"/>
-        </w:rPr>
-        <w:t xml:space="preserve">acts as an application directory (like “/Application Support/App…” on a MAC).  For the deployed user, the </w:t>
+        <w:t xml:space="preserve"> acts as an application directory (like “/Application Support/App…” on a MAC).  For the deployed user, the </w:t>
       </w:r>
       <w:r>
         <w:rPr>
@@ -494,12 +480,6 @@
           <w:szCs w:val="22"/>
         </w:rPr>
         <w:t>$ENVIRONMENT_DIRECTORY</w:t>
-      </w:r>
-      <w:r>
-        <w:rPr>
-          <w:rFonts w:ascii="Calibri" w:hAnsi="Calibri" w:cs="Calibri"/>
-        </w:rPr>
-        <w:t xml:space="preserve">  </w:t>
       </w:r>
       <w:r>
         <w:rPr>
@@ -653,7 +633,19 @@
         <w:rPr>
           <w:rFonts w:ascii="Calibri" w:hAnsi="Calibri" w:cs="Calibri"/>
         </w:rPr>
-        <w:t xml:space="preserve">generates key files and policy.  These files are stored in </w:t>
+        <w:t>generates key files</w:t>
+      </w:r>
+      <w:r>
+        <w:rPr>
+          <w:rFonts w:ascii="Calibri" w:hAnsi="Calibri" w:cs="Calibri"/>
+        </w:rPr>
+        <w:t>, certs</w:t>
+      </w:r>
+      <w:r>
+        <w:rPr>
+          <w:rFonts w:ascii="Calibri" w:hAnsi="Calibri" w:cs="Calibri"/>
+        </w:rPr>
+        <w:t xml:space="preserve"> and policy.  These files are stored in </w:t>
       </w:r>
       <w:r>
         <w:rPr>
@@ -705,42 +697,130 @@
           <w:sz w:val="22"/>
           <w:szCs w:val="22"/>
         </w:rPr>
+        <w:t>/service</w:t>
+      </w:r>
+      <w:r>
+        <w:rPr>
+          <w:rFonts w:ascii="Calibri" w:hAnsi="Calibri" w:cs="Calibri"/>
+        </w:rPr>
+        <w:t xml:space="preserve"> and </w:t>
+      </w:r>
+      <w:r>
+        <w:rPr>
+          <w:rFonts w:ascii="Calibri" w:hAnsi="Calibri" w:cs="Calibri"/>
+        </w:rPr>
+        <w:lastRenderedPageBreak/>
+        <w:t>the files needed by the deployed application into it</w:t>
+      </w:r>
+      <w:r>
+        <w:rPr>
+          <w:rFonts w:ascii="Calibri" w:hAnsi="Calibri" w:cs="Calibri"/>
+        </w:rPr>
+        <w:t>s</w:t>
+      </w:r>
+      <w:r>
+        <w:rPr>
+          <w:rFonts w:ascii="Calibri" w:hAnsi="Calibri" w:cs="Calibri"/>
+        </w:rPr>
+        <w:t xml:space="preserve"> application file directory, typically, </w:t>
+      </w:r>
+      <w:r>
+        <w:rPr>
+          <w:rFonts w:ascii="Courier New" w:hAnsi="Courier New" w:cs="Courier New"/>
+          <w:sz w:val="22"/>
+          <w:szCs w:val="22"/>
+        </w:rPr>
+        <w:t>$ENVIRONMENT_DIRECTORY</w:t>
+      </w:r>
+      <w:r>
+        <w:rPr>
+          <w:rFonts w:ascii="Courier New" w:hAnsi="Courier New" w:cs="Courier New"/>
+          <w:sz w:val="22"/>
+          <w:szCs w:val="22"/>
+        </w:rPr>
         <w:t>/</w:t>
       </w:r>
-      <w:r>
-        <w:rPr>
-          <w:rFonts w:ascii="Courier New" w:hAnsi="Courier New" w:cs="Courier New"/>
-          <w:sz w:val="22"/>
-          <w:szCs w:val="22"/>
-        </w:rPr>
-        <w:t>service</w:t>
-      </w:r>
-      <w:r>
-        <w:rPr>
-          <w:rFonts w:ascii="Calibri" w:hAnsi="Calibri" w:cs="Calibri"/>
-        </w:rPr>
-        <w:t xml:space="preserve"> and </w:t>
-      </w:r>
-      <w:r>
-        <w:rPr>
-          <w:rFonts w:ascii="Calibri" w:hAnsi="Calibri" w:cs="Calibri"/>
-        </w:rPr>
-        <w:lastRenderedPageBreak/>
-        <w:t xml:space="preserve">the files needed by the deployed application into </w:t>
+      <w:proofErr w:type="spellStart"/>
+      <w:r>
+        <w:rPr>
+          <w:rFonts w:ascii="Courier New" w:hAnsi="Courier New" w:cs="Courier New"/>
+          <w:sz w:val="22"/>
+          <w:szCs w:val="22"/>
+        </w:rPr>
+        <w:t>app_data</w:t>
+      </w:r>
+      <w:proofErr w:type="spellEnd"/>
+      <w:r>
+        <w:rPr>
+          <w:rFonts w:ascii="Courier New" w:hAnsi="Courier New" w:cs="Courier New"/>
+          <w:sz w:val="22"/>
+          <w:szCs w:val="22"/>
+        </w:rPr>
+        <w:t xml:space="preserve">. </w:t>
+      </w:r>
+    </w:p>
+    <w:p>
+      <w:pPr>
+        <w:spacing w:after="0" w:line="240" w:lineRule="auto"/>
+        <w:rPr>
+          <w:rFonts w:ascii="Courier New" w:hAnsi="Courier New" w:cs="Courier New"/>
+          <w:sz w:val="22"/>
+          <w:szCs w:val="22"/>
+        </w:rPr>
+      </w:pPr>
+    </w:p>
+    <w:p>
+      <w:pPr>
+        <w:spacing w:after="0" w:line="240" w:lineRule="auto"/>
+        <w:rPr>
+          <w:rFonts w:ascii="Calibri" w:hAnsi="Calibri" w:cs="Calibri"/>
+        </w:rPr>
+      </w:pPr>
+      <w:r>
+        <w:rPr>
+          <w:rFonts w:ascii="Calibri" w:hAnsi="Calibri" w:cs="Calibri"/>
+        </w:rPr>
+        <w:t>Most of the application examples</w:t>
+      </w:r>
+      <w:r>
+        <w:rPr>
+          <w:rFonts w:ascii="Calibri" w:hAnsi="Calibri" w:cs="Calibri"/>
+        </w:rPr>
+        <w:t>,</w:t>
+      </w:r>
+      <w:r>
+        <w:rPr>
+          <w:rFonts w:ascii="Calibri" w:hAnsi="Calibri" w:cs="Calibri"/>
+        </w:rPr>
+        <w:t xml:space="preserve"> </w:t>
       </w:r>
       <w:proofErr w:type="gramStart"/>
       <w:r>
         <w:rPr>
           <w:rFonts w:ascii="Calibri" w:hAnsi="Calibri" w:cs="Calibri"/>
         </w:rPr>
-        <w:t>it</w:t>
+        <w:t>actually have</w:t>
       </w:r>
       <w:proofErr w:type="gramEnd"/>
       <w:r>
         <w:rPr>
           <w:rFonts w:ascii="Calibri" w:hAnsi="Calibri" w:cs="Calibri"/>
         </w:rPr>
-        <w:t xml:space="preserve"> application file directory, typically, </w:t>
+        <w:t xml:space="preserve"> two app directories, one for the app acting as a client for the example secure channel and one acting as the server for the example secure channel.  The </w:t>
+      </w:r>
+      <w:r>
+        <w:rPr>
+          <w:rFonts w:ascii="Calibri" w:hAnsi="Calibri" w:cs="Calibri"/>
+          <w:i/>
+          <w:iCs/>
+        </w:rPr>
+        <w:t>Security domain administrator</w:t>
+      </w:r>
+      <w:r>
+        <w:rPr>
+          <w:rFonts w:ascii="Calibri" w:hAnsi="Calibri" w:cs="Calibri"/>
+        </w:rPr>
+        <w:t xml:space="preserve"> only packages the application executable (which can be anywhere on the executable path but can reasonably remain in </w:t>
       </w:r>
       <w:r>
         <w:rPr>
@@ -752,15 +832,340 @@
       </w:r>
       <w:r>
         <w:rPr>
+          <w:rFonts w:ascii="Calibri" w:hAnsi="Calibri" w:cs="Calibri"/>
+        </w:rPr>
+        <w:t xml:space="preserve">) and the </w:t>
+      </w:r>
+      <w:proofErr w:type="spellStart"/>
+      <w:r>
+        <w:rPr>
+          <w:rFonts w:ascii="Calibri" w:hAnsi="Calibri" w:cs="Calibri"/>
+          <w:i/>
+          <w:iCs/>
+        </w:rPr>
+        <w:t>app_data</w:t>
+      </w:r>
+      <w:proofErr w:type="spellEnd"/>
+      <w:r>
+        <w:rPr>
+          <w:rFonts w:ascii="Calibri" w:hAnsi="Calibri" w:cs="Calibri"/>
+        </w:rPr>
+        <w:t xml:space="preserve"> subdirectory which has some pre-determined files (like the simulated environment keys)</w:t>
+      </w:r>
+      <w:r>
+        <w:rPr>
+          <w:rStyle w:val="FootnoteReference"/>
+          <w:rFonts w:ascii="Calibri" w:hAnsi="Calibri" w:cs="Calibri"/>
+        </w:rPr>
+        <w:footnoteReference w:id="1"/>
+      </w:r>
+      <w:r>
+        <w:rPr>
+          <w:rFonts w:ascii="Calibri" w:hAnsi="Calibri" w:cs="Calibri"/>
+        </w:rPr>
+        <w:t>.  During installation</w:t>
+      </w:r>
+      <w:r>
+        <w:rPr>
+          <w:rFonts w:ascii="Calibri" w:hAnsi="Calibri" w:cs="Calibri"/>
+        </w:rPr>
+        <w:t xml:space="preserve"> and operation</w:t>
+      </w:r>
+      <w:r>
+        <w:rPr>
+          <w:rFonts w:ascii="Calibri" w:hAnsi="Calibri" w:cs="Calibri"/>
+        </w:rPr>
+        <w:t xml:space="preserve">, in the style of MAC application configuration, the </w:t>
+      </w:r>
+      <w:proofErr w:type="spellStart"/>
+      <w:r>
+        <w:rPr>
+          <w:rFonts w:ascii="Calibri" w:hAnsi="Calibri" w:cs="Calibri"/>
+          <w:i/>
+          <w:iCs/>
+        </w:rPr>
+        <w:t>app_data</w:t>
+      </w:r>
+      <w:proofErr w:type="spellEnd"/>
+      <w:r>
+        <w:rPr>
+          <w:rFonts w:ascii="Calibri" w:hAnsi="Calibri" w:cs="Calibri"/>
+        </w:rPr>
+        <w:t xml:space="preserve"> subdirectory will also get thing</w:t>
+      </w:r>
+      <w:r>
+        <w:rPr>
+          <w:rFonts w:ascii="Calibri" w:hAnsi="Calibri" w:cs="Calibri"/>
+        </w:rPr>
+        <w:t>s</w:t>
+      </w:r>
+      <w:r>
+        <w:rPr>
+          <w:rFonts w:ascii="Calibri" w:hAnsi="Calibri" w:cs="Calibri"/>
+        </w:rPr>
+        <w:t xml:space="preserve"> like machine certs, for example, the </w:t>
+      </w:r>
+      <w:r>
+        <w:rPr>
+          <w:rFonts w:ascii="Calibri" w:hAnsi="Calibri" w:cs="Calibri"/>
+        </w:rPr>
+        <w:t xml:space="preserve">ARK, ASK, and VCERT certs on </w:t>
+      </w:r>
+      <w:proofErr w:type="spellStart"/>
+      <w:r>
+        <w:rPr>
+          <w:rFonts w:ascii="Calibri" w:hAnsi="Calibri" w:cs="Calibri"/>
+        </w:rPr>
+        <w:t>sev.</w:t>
+      </w:r>
+      <w:proofErr w:type="spellEnd"/>
+    </w:p>
+    <w:p>
+      <w:pPr>
+        <w:spacing w:after="0" w:line="240" w:lineRule="auto"/>
+        <w:rPr>
+          <w:rFonts w:ascii="Calibri" w:hAnsi="Calibri" w:cs="Calibri"/>
+        </w:rPr>
+      </w:pPr>
+    </w:p>
+    <w:p>
+      <w:pPr>
+        <w:spacing w:after="0" w:line="240" w:lineRule="auto"/>
+        <w:rPr>
+          <w:rFonts w:ascii="Calibri" w:hAnsi="Calibri" w:cs="Calibri"/>
+        </w:rPr>
+      </w:pPr>
+      <w:r>
+        <w:rPr>
+          <w:rFonts w:ascii="Calibri" w:hAnsi="Calibri" w:cs="Calibri"/>
+        </w:rPr>
+        <w:t xml:space="preserve">The files deployed to the </w:t>
+      </w:r>
+      <w:r>
+        <w:rPr>
+          <w:rFonts w:ascii="Calibri" w:hAnsi="Calibri" w:cs="Calibri"/>
+          <w:i/>
+          <w:iCs/>
+        </w:rPr>
+        <w:t>User in a deployed environment</w:t>
+      </w:r>
+      <w:r>
+        <w:rPr>
+          <w:rFonts w:ascii="Calibri" w:hAnsi="Calibri" w:cs="Calibri"/>
+          <w:i/>
+          <w:iCs/>
+        </w:rPr>
+        <w:t xml:space="preserve"> </w:t>
+      </w:r>
+      <w:r>
+        <w:rPr>
+          <w:rFonts w:ascii="Calibri" w:hAnsi="Calibri" w:cs="Calibri"/>
+        </w:rPr>
+        <w:t xml:space="preserve">never includes the files in the </w:t>
+      </w:r>
+      <w:r>
+        <w:rPr>
+          <w:rFonts w:ascii="Courier New" w:hAnsi="Courier New" w:cs="Courier New"/>
+          <w:sz w:val="22"/>
+          <w:szCs w:val="22"/>
+        </w:rPr>
+        <w:t>$ENVIRONMENT_DIRECTORY</w:t>
+      </w:r>
+      <w:r>
+        <w:rPr>
           <w:rFonts w:ascii="Courier New" w:hAnsi="Courier New" w:cs="Courier New"/>
           <w:sz w:val="22"/>
           <w:szCs w:val="22"/>
         </w:rPr>
         <w:t>/</w:t>
       </w:r>
+      <w:r>
+        <w:rPr>
+          <w:rFonts w:ascii="Courier New" w:hAnsi="Courier New" w:cs="Courier New"/>
+          <w:sz w:val="22"/>
+          <w:szCs w:val="22"/>
+        </w:rPr>
+        <w:t>provisioning</w:t>
+      </w:r>
+      <w:r>
+        <w:rPr>
+          <w:rFonts w:ascii="Calibri" w:hAnsi="Calibri" w:cs="Calibri"/>
+        </w:rPr>
+        <w:t xml:space="preserve"> directory or the </w:t>
+      </w:r>
+      <w:r>
+        <w:rPr>
+          <w:rFonts w:ascii="Courier New" w:hAnsi="Courier New" w:cs="Courier New"/>
+          <w:sz w:val="22"/>
+          <w:szCs w:val="22"/>
+        </w:rPr>
+        <w:t>$ENVIRONMENT_DIRECTORY</w:t>
+      </w:r>
+      <w:r>
+        <w:rPr>
+          <w:rFonts w:ascii="Courier New" w:hAnsi="Courier New" w:cs="Courier New"/>
+          <w:sz w:val="22"/>
+          <w:szCs w:val="22"/>
+        </w:rPr>
+        <w:t>/service</w:t>
+      </w:r>
+      <w:r>
+        <w:rPr>
+          <w:rFonts w:ascii="Calibri" w:hAnsi="Calibri" w:cs="Calibri"/>
+        </w:rPr>
+        <w:t xml:space="preserve"> directory; indeed, these have unprotected versions of the private policy key and distributing them completely violates the security promise.  </w:t>
+      </w:r>
+    </w:p>
+    <w:p>
+      <w:pPr>
+        <w:spacing w:after="0" w:line="240" w:lineRule="auto"/>
+        <w:rPr>
+          <w:rFonts w:ascii="Calibri" w:hAnsi="Calibri" w:cs="Calibri"/>
+        </w:rPr>
+      </w:pPr>
+    </w:p>
+    <w:p>
+      <w:pPr>
+        <w:spacing w:after="0" w:line="240" w:lineRule="auto"/>
+        <w:rPr>
+          <w:rFonts w:ascii="Calibri" w:hAnsi="Calibri" w:cs="Calibri"/>
+        </w:rPr>
+      </w:pPr>
+      <w:r>
+        <w:rPr>
+          <w:rFonts w:ascii="Calibri" w:hAnsi="Calibri" w:cs="Calibri"/>
+        </w:rPr>
+        <w:t xml:space="preserve">The files in the </w:t>
+      </w:r>
+      <w:r>
+        <w:rPr>
+          <w:rFonts w:ascii="Courier New" w:hAnsi="Courier New" w:cs="Courier New"/>
+          <w:sz w:val="22"/>
+          <w:szCs w:val="22"/>
+        </w:rPr>
+        <w:t>$ENVIRONMENT_DIRECTORY</w:t>
+      </w:r>
+      <w:r>
+        <w:rPr>
+          <w:rFonts w:ascii="Courier New" w:hAnsi="Courier New" w:cs="Courier New"/>
+          <w:sz w:val="22"/>
+          <w:szCs w:val="22"/>
+        </w:rPr>
+        <w:t xml:space="preserve">/service </w:t>
+      </w:r>
+      <w:r>
+        <w:rPr>
+          <w:rFonts w:ascii="Calibri" w:hAnsi="Calibri" w:cs="Calibri"/>
+        </w:rPr>
+        <w:t xml:space="preserve">are distributed to the </w:t>
+      </w:r>
+      <w:r>
+        <w:rPr>
+          <w:rFonts w:ascii="Calibri" w:hAnsi="Calibri" w:cs="Calibri"/>
+          <w:i/>
+          <w:iCs/>
+        </w:rPr>
+        <w:t>Certifier service provider</w:t>
+      </w:r>
+      <w:r>
+        <w:rPr>
+          <w:rFonts w:ascii="Calibri" w:hAnsi="Calibri" w:cs="Calibri"/>
+        </w:rPr>
+        <w:t xml:space="preserve">; optionally, the </w:t>
+      </w:r>
+      <w:r>
+        <w:rPr>
+          <w:rFonts w:ascii="Courier New" w:hAnsi="Courier New" w:cs="Courier New"/>
+          <w:sz w:val="22"/>
+          <w:szCs w:val="22"/>
+        </w:rPr>
+        <w:t>$ENVIRONMENT_DIRECTORY</w:t>
+      </w:r>
+      <w:r>
+        <w:rPr>
+          <w:rFonts w:ascii="Calibri" w:hAnsi="Calibri" w:cs="Calibri"/>
+        </w:rPr>
+        <w:t xml:space="preserve"> may contain </w:t>
+      </w:r>
       <w:proofErr w:type="spellStart"/>
       <w:r>
         <w:rPr>
+          <w:rFonts w:ascii="Calibri" w:hAnsi="Calibri" w:cs="Calibri"/>
+          <w:i/>
+          <w:iCs/>
+        </w:rPr>
+        <w:t>simpleserver</w:t>
+      </w:r>
+      <w:proofErr w:type="spellEnd"/>
+      <w:r>
+        <w:rPr>
+          <w:rFonts w:ascii="Calibri" w:hAnsi="Calibri" w:cs="Calibri"/>
+        </w:rPr>
+        <w:t xml:space="preserve">, but it need not provided </w:t>
+      </w:r>
+      <w:proofErr w:type="spellStart"/>
+      <w:r>
+        <w:rPr>
+          <w:rFonts w:ascii="Calibri" w:hAnsi="Calibri" w:cs="Calibri"/>
+          <w:i/>
+          <w:iCs/>
+        </w:rPr>
+        <w:t>simpleserver</w:t>
+      </w:r>
+      <w:proofErr w:type="spellEnd"/>
+      <w:r>
+        <w:rPr>
+          <w:rFonts w:ascii="Calibri" w:hAnsi="Calibri" w:cs="Calibri"/>
+        </w:rPr>
+        <w:t xml:space="preserve"> </w:t>
+      </w:r>
+      <w:r>
+        <w:rPr>
+          <w:rFonts w:ascii="Calibri" w:hAnsi="Calibri" w:cs="Calibri"/>
+        </w:rPr>
+        <w:t xml:space="preserve">is installed in some binary directory that can be accessed.  The </w:t>
+      </w:r>
+      <w:r>
+        <w:rPr>
+          <w:rFonts w:ascii="Calibri" w:hAnsi="Calibri" w:cs="Calibri"/>
+          <w:i/>
+          <w:iCs/>
+        </w:rPr>
+        <w:t>Certifier service provider</w:t>
+      </w:r>
+      <w:r>
+        <w:rPr>
+          <w:rFonts w:ascii="Calibri" w:hAnsi="Calibri" w:cs="Calibri"/>
+          <w:i/>
+          <w:iCs/>
+        </w:rPr>
+        <w:t xml:space="preserve"> </w:t>
+      </w:r>
+      <w:r>
+        <w:rPr>
+          <w:rFonts w:ascii="Calibri" w:hAnsi="Calibri" w:cs="Calibri"/>
+        </w:rPr>
+        <w:t xml:space="preserve">should not receive the </w:t>
+      </w:r>
+      <w:r>
+        <w:rPr>
+          <w:rFonts w:ascii="Courier New" w:hAnsi="Courier New" w:cs="Courier New"/>
+          <w:sz w:val="22"/>
+          <w:szCs w:val="22"/>
+        </w:rPr>
+        <w:t>$ENVIRONMENT_DIRECTORY</w:t>
+      </w:r>
+      <w:r>
+        <w:rPr>
+          <w:rFonts w:ascii="Courier New" w:hAnsi="Courier New" w:cs="Courier New"/>
+          <w:sz w:val="22"/>
+          <w:szCs w:val="22"/>
+        </w:rPr>
+        <w:t>/</w:t>
+      </w:r>
+      <w:proofErr w:type="spellStart"/>
+      <w:r>
+        <w:rPr>
           <w:rFonts w:ascii="Courier New" w:hAnsi="Courier New" w:cs="Courier New"/>
           <w:sz w:val="22"/>
           <w:szCs w:val="22"/>
@@ -770,185 +1175,9 @@
       <w:proofErr w:type="spellEnd"/>
       <w:r>
         <w:rPr>
-          <w:rFonts w:ascii="Courier New" w:hAnsi="Courier New" w:cs="Courier New"/>
-          <w:sz w:val="22"/>
-          <w:szCs w:val="22"/>
-        </w:rPr>
-        <w:t xml:space="preserve">. </w:t>
-      </w:r>
-    </w:p>
-    <w:p>
-      <w:pPr>
-        <w:spacing w:after="0" w:line="240" w:lineRule="auto"/>
-        <w:rPr>
-          <w:rFonts w:ascii="Courier New" w:hAnsi="Courier New" w:cs="Courier New"/>
-          <w:sz w:val="22"/>
-          <w:szCs w:val="22"/>
-        </w:rPr>
-      </w:pPr>
-    </w:p>
-    <w:p>
-      <w:pPr>
-        <w:spacing w:after="0" w:line="240" w:lineRule="auto"/>
-        <w:rPr>
-          <w:rFonts w:ascii="Calibri" w:hAnsi="Calibri" w:cs="Calibri"/>
-        </w:rPr>
-      </w:pPr>
-      <w:r>
-        <w:rPr>
-          <w:rFonts w:ascii="Calibri" w:hAnsi="Calibri" w:cs="Calibri"/>
-        </w:rPr>
-        <w:t xml:space="preserve">Most of the application examples </w:t>
-      </w:r>
-      <w:proofErr w:type="gramStart"/>
-      <w:r>
-        <w:rPr>
-          <w:rFonts w:ascii="Calibri" w:hAnsi="Calibri" w:cs="Calibri"/>
-        </w:rPr>
-        <w:t>actually have</w:t>
-      </w:r>
-      <w:proofErr w:type="gramEnd"/>
-      <w:r>
-        <w:rPr>
-          <w:rFonts w:ascii="Calibri" w:hAnsi="Calibri" w:cs="Calibri"/>
-        </w:rPr>
-        <w:t xml:space="preserve"> two app directories, one for the app acting as a client for the example secure channel and one acting as the server </w:t>
-      </w:r>
-      <w:r>
-        <w:rPr>
-          <w:rFonts w:ascii="Calibri" w:hAnsi="Calibri" w:cs="Calibri"/>
-        </w:rPr>
-        <w:t>for the example secure channel</w:t>
-      </w:r>
-      <w:r>
-        <w:rPr>
-          <w:rFonts w:ascii="Calibri" w:hAnsi="Calibri" w:cs="Calibri"/>
-        </w:rPr>
-        <w:t xml:space="preserve">.  The </w:t>
-      </w:r>
-      <w:r>
-        <w:rPr>
-          <w:rFonts w:ascii="Calibri" w:hAnsi="Calibri" w:cs="Calibri"/>
-          <w:i/>
-          <w:iCs/>
-        </w:rPr>
-        <w:t>Security domain administrator</w:t>
-      </w:r>
-      <w:r>
-        <w:rPr>
-          <w:rFonts w:ascii="Calibri" w:hAnsi="Calibri" w:cs="Calibri"/>
-        </w:rPr>
-        <w:t xml:space="preserve"> only packages the application executable (which can be anywhere on the executable path but can reasonably remain in in the deployed environment) and the </w:t>
-      </w:r>
-      <w:proofErr w:type="spellStart"/>
-      <w:r>
-        <w:rPr>
-          <w:rFonts w:ascii="Calibri" w:hAnsi="Calibri" w:cs="Calibri"/>
-          <w:i/>
-          <w:iCs/>
-        </w:rPr>
-        <w:t>app_data</w:t>
-      </w:r>
-      <w:proofErr w:type="spellEnd"/>
-      <w:r>
-        <w:rPr>
-          <w:rFonts w:ascii="Calibri" w:hAnsi="Calibri" w:cs="Calibri"/>
-        </w:rPr>
-        <w:t xml:space="preserve"> subdirectory which has some pre-determined files (like the simulated environment keys).  During installation</w:t>
-      </w:r>
-      <w:r>
-        <w:rPr>
-          <w:rFonts w:ascii="Calibri" w:hAnsi="Calibri" w:cs="Calibri"/>
-        </w:rPr>
-        <w:t xml:space="preserve"> and operation</w:t>
-      </w:r>
-      <w:r>
-        <w:rPr>
-          <w:rFonts w:ascii="Calibri" w:hAnsi="Calibri" w:cs="Calibri"/>
-        </w:rPr>
-        <w:t xml:space="preserve">, in the style of MAC application configuration, </w:t>
-      </w:r>
-      <w:r>
-        <w:rPr>
-          <w:rFonts w:ascii="Calibri" w:hAnsi="Calibri" w:cs="Calibri"/>
-        </w:rPr>
-        <w:t xml:space="preserve">the </w:t>
-      </w:r>
-      <w:proofErr w:type="spellStart"/>
-      <w:r>
-        <w:rPr>
-          <w:rFonts w:ascii="Calibri" w:hAnsi="Calibri" w:cs="Calibri"/>
-          <w:i/>
-          <w:iCs/>
-        </w:rPr>
-        <w:t>app_data</w:t>
-      </w:r>
-      <w:proofErr w:type="spellEnd"/>
-      <w:r>
-        <w:rPr>
-          <w:rFonts w:ascii="Calibri" w:hAnsi="Calibri" w:cs="Calibri"/>
-        </w:rPr>
-        <w:t xml:space="preserve"> subdirectory</w:t>
-      </w:r>
-      <w:r>
-        <w:rPr>
-          <w:rFonts w:ascii="Calibri" w:hAnsi="Calibri" w:cs="Calibri"/>
-        </w:rPr>
-        <w:t xml:space="preserve"> will also get thing</w:t>
-      </w:r>
-      <w:r>
-        <w:rPr>
-          <w:rFonts w:ascii="Calibri" w:hAnsi="Calibri" w:cs="Calibri"/>
-        </w:rPr>
-        <w:t>s</w:t>
-      </w:r>
-      <w:r>
-        <w:rPr>
-          <w:rFonts w:ascii="Calibri" w:hAnsi="Calibri" w:cs="Calibri"/>
-        </w:rPr>
-        <w:t xml:space="preserve"> like machine certs, for example, the </w:t>
-      </w:r>
-      <w:r>
-        <w:rPr>
-          <w:rFonts w:ascii="Calibri" w:hAnsi="Calibri" w:cs="Calibri"/>
-        </w:rPr>
-        <w:t xml:space="preserve">ARK, ASK, and VCERT certs on </w:t>
-      </w:r>
-      <w:proofErr w:type="spellStart"/>
-      <w:r>
-        <w:rPr>
-          <w:rFonts w:ascii="Calibri" w:hAnsi="Calibri" w:cs="Calibri"/>
-        </w:rPr>
-        <w:t>sev</w:t>
-      </w:r>
-      <w:proofErr w:type="spellEnd"/>
-      <w:r>
-        <w:rPr>
-          <w:rFonts w:ascii="Calibri" w:hAnsi="Calibri" w:cs="Calibri"/>
-        </w:rPr>
-        <w:t xml:space="preserve">.  The files deployed to the </w:t>
-      </w:r>
-      <w:r>
-        <w:rPr>
-          <w:rFonts w:ascii="Calibri" w:hAnsi="Calibri" w:cs="Calibri"/>
-          <w:i/>
-          <w:iCs/>
-        </w:rPr>
-        <w:t>User in a deployed environment</w:t>
-      </w:r>
-      <w:r>
-        <w:rPr>
-          <w:rFonts w:ascii="Calibri" w:hAnsi="Calibri" w:cs="Calibri"/>
-          <w:i/>
-          <w:iCs/>
-        </w:rPr>
-        <w:t xml:space="preserve"> </w:t>
-      </w:r>
-      <w:r>
-        <w:rPr>
-          <w:rFonts w:ascii="Calibri" w:hAnsi="Calibri" w:cs="Calibri"/>
-        </w:rPr>
-        <w:t xml:space="preserve">never includes the files in the </w:t>
+          <w:rFonts w:ascii="Calibri" w:hAnsi="Calibri" w:cs="Calibri"/>
+        </w:rPr>
+        <w:t xml:space="preserve"> or the </w:t>
       </w:r>
       <w:r>
         <w:rPr>
@@ -964,217 +1193,7 @@
           <w:sz w:val="22"/>
           <w:szCs w:val="22"/>
         </w:rPr>
-        <w:t>/</w:t>
-      </w:r>
-      <w:r>
-        <w:rPr>
-          <w:rFonts w:ascii="Courier New" w:hAnsi="Courier New" w:cs="Courier New"/>
-          <w:sz w:val="22"/>
-          <w:szCs w:val="22"/>
-        </w:rPr>
-        <w:t>service</w:t>
-      </w:r>
-      <w:r>
-        <w:rPr>
-          <w:rFonts w:ascii="Calibri" w:hAnsi="Calibri" w:cs="Calibri"/>
-        </w:rPr>
-        <w:t xml:space="preserve"> directory or the </w:t>
-      </w:r>
-      <w:r>
-        <w:rPr>
-          <w:rFonts w:ascii="Courier New" w:hAnsi="Courier New" w:cs="Courier New"/>
-          <w:sz w:val="22"/>
-          <w:szCs w:val="22"/>
-        </w:rPr>
-        <w:t>$ENVIRONMENT_DIRECTORY</w:t>
-      </w:r>
-      <w:r>
-        <w:rPr>
-          <w:rFonts w:ascii="Courier New" w:hAnsi="Courier New" w:cs="Courier New"/>
-          <w:sz w:val="22"/>
-          <w:szCs w:val="22"/>
-        </w:rPr>
-        <w:t>/</w:t>
-      </w:r>
-      <w:r>
-        <w:rPr>
-          <w:rFonts w:ascii="Courier New" w:hAnsi="Courier New" w:cs="Courier New"/>
-          <w:sz w:val="22"/>
-          <w:szCs w:val="22"/>
-        </w:rPr>
-        <w:t>service</w:t>
-      </w:r>
-      <w:r>
-        <w:rPr>
-          <w:rFonts w:ascii="Calibri" w:hAnsi="Calibri" w:cs="Calibri"/>
-        </w:rPr>
-        <w:t xml:space="preserve"> directory; indeed, these have unprotected versions of the private policy key and distributing them completely violates the security promise.  The files in the </w:t>
-      </w:r>
-      <w:r>
-        <w:rPr>
-          <w:rFonts w:ascii="Courier New" w:hAnsi="Courier New" w:cs="Courier New"/>
-          <w:sz w:val="22"/>
-          <w:szCs w:val="22"/>
-        </w:rPr>
-        <w:t>$ENVIRONMENT_DIRECTORY</w:t>
-      </w:r>
-      <w:r>
-        <w:rPr>
-          <w:rFonts w:ascii="Courier New" w:hAnsi="Courier New" w:cs="Courier New"/>
-          <w:sz w:val="22"/>
-          <w:szCs w:val="22"/>
-        </w:rPr>
-        <w:t>/</w:t>
-      </w:r>
-      <w:r>
-        <w:rPr>
-          <w:rFonts w:ascii="Courier New" w:hAnsi="Courier New" w:cs="Courier New"/>
-          <w:sz w:val="22"/>
-          <w:szCs w:val="22"/>
-        </w:rPr>
-        <w:t xml:space="preserve">service </w:t>
-      </w:r>
-      <w:r>
-        <w:rPr>
-          <w:rFonts w:ascii="Calibri" w:hAnsi="Calibri" w:cs="Calibri"/>
-        </w:rPr>
-        <w:t xml:space="preserve">are distributed to the </w:t>
-      </w:r>
-      <w:r>
-        <w:rPr>
-          <w:rFonts w:ascii="Calibri" w:hAnsi="Calibri" w:cs="Calibri"/>
-          <w:i/>
-          <w:iCs/>
-        </w:rPr>
-        <w:t>Certifier service provider</w:t>
-      </w:r>
-      <w:r>
-        <w:rPr>
-          <w:rFonts w:ascii="Calibri" w:hAnsi="Calibri" w:cs="Calibri"/>
-        </w:rPr>
-        <w:t xml:space="preserve">; optionally, </w:t>
-      </w:r>
-      <w:proofErr w:type="spellStart"/>
-      <w:r>
-        <w:rPr>
-          <w:rFonts w:ascii="Calibri" w:hAnsi="Calibri" w:cs="Calibri"/>
-        </w:rPr>
-        <w:t>the</w:t>
-      </w:r>
-      <w:proofErr w:type="spellEnd"/>
-      <w:r>
-        <w:rPr>
-          <w:rFonts w:ascii="Calibri" w:hAnsi="Calibri" w:cs="Calibri"/>
-        </w:rPr>
-        <w:t xml:space="preserve"> </w:t>
-      </w:r>
-      <w:r>
-        <w:rPr>
-          <w:rFonts w:ascii="Courier New" w:hAnsi="Courier New" w:cs="Courier New"/>
-          <w:sz w:val="22"/>
-          <w:szCs w:val="22"/>
-        </w:rPr>
-        <w:t>$ENVIRONMENT_DIRECTORY</w:t>
-      </w:r>
-      <w:r>
-        <w:rPr>
-          <w:rFonts w:ascii="Calibri" w:hAnsi="Calibri" w:cs="Calibri"/>
-        </w:rPr>
-        <w:t xml:space="preserve"> may contain </w:t>
-      </w:r>
-      <w:proofErr w:type="spellStart"/>
-      <w:r>
-        <w:rPr>
-          <w:rFonts w:ascii="Calibri" w:hAnsi="Calibri" w:cs="Calibri"/>
-          <w:i/>
-          <w:iCs/>
-        </w:rPr>
-        <w:t>simpleserver</w:t>
-      </w:r>
-      <w:proofErr w:type="spellEnd"/>
-      <w:r>
-        <w:rPr>
-          <w:rFonts w:ascii="Calibri" w:hAnsi="Calibri" w:cs="Calibri"/>
-        </w:rPr>
-        <w:t xml:space="preserve">, but it need not provided it is installed in some binary directory that can be accessed.  The </w:t>
-      </w:r>
-      <w:r>
-        <w:rPr>
-          <w:rFonts w:ascii="Calibri" w:hAnsi="Calibri" w:cs="Calibri"/>
-          <w:i/>
-          <w:iCs/>
-        </w:rPr>
-        <w:t>Certifier service provider</w:t>
-      </w:r>
-      <w:r>
-        <w:rPr>
-          <w:rFonts w:ascii="Calibri" w:hAnsi="Calibri" w:cs="Calibri"/>
-          <w:i/>
-          <w:iCs/>
-        </w:rPr>
-        <w:t xml:space="preserve"> </w:t>
-      </w:r>
-      <w:r>
-        <w:rPr>
-          <w:rFonts w:ascii="Calibri" w:hAnsi="Calibri" w:cs="Calibri"/>
-        </w:rPr>
-        <w:t xml:space="preserve">should not receive the </w:t>
-      </w:r>
-      <w:r>
-        <w:rPr>
-          <w:rFonts w:ascii="Courier New" w:hAnsi="Courier New" w:cs="Courier New"/>
-          <w:sz w:val="22"/>
-          <w:szCs w:val="22"/>
-        </w:rPr>
-        <w:t>$ENVIRONMENT_DIRECTORY</w:t>
-      </w:r>
-      <w:r>
-        <w:rPr>
-          <w:rFonts w:ascii="Courier New" w:hAnsi="Courier New" w:cs="Courier New"/>
-          <w:sz w:val="22"/>
-          <w:szCs w:val="22"/>
-        </w:rPr>
-        <w:t>/</w:t>
-      </w:r>
-      <w:proofErr w:type="spellStart"/>
-      <w:r>
-        <w:rPr>
-          <w:rFonts w:ascii="Courier New" w:hAnsi="Courier New" w:cs="Courier New"/>
-          <w:sz w:val="22"/>
-          <w:szCs w:val="22"/>
-        </w:rPr>
-        <w:t>app_data</w:t>
-      </w:r>
-      <w:proofErr w:type="spellEnd"/>
-      <w:r>
-        <w:rPr>
-          <w:rFonts w:ascii="Calibri" w:hAnsi="Calibri" w:cs="Calibri"/>
-        </w:rPr>
-        <w:t xml:space="preserve"> or the </w:t>
-      </w:r>
-      <w:r>
-        <w:rPr>
-          <w:rFonts w:ascii="Courier New" w:hAnsi="Courier New" w:cs="Courier New"/>
-          <w:sz w:val="22"/>
-          <w:szCs w:val="22"/>
-        </w:rPr>
-        <w:t>$ENVIRONMENT_DIRECTORY</w:t>
-      </w:r>
-      <w:r>
-        <w:rPr>
-          <w:rFonts w:ascii="Courier New" w:hAnsi="Courier New" w:cs="Courier New"/>
-          <w:sz w:val="22"/>
-          <w:szCs w:val="22"/>
-        </w:rPr>
-        <w:t>/</w:t>
-      </w:r>
-      <w:r>
-        <w:rPr>
-          <w:rFonts w:ascii="Courier New" w:hAnsi="Courier New" w:cs="Courier New"/>
-          <w:sz w:val="22"/>
-          <w:szCs w:val="22"/>
-        </w:rPr>
-        <w:t xml:space="preserve">provisioning </w:t>
+        <w:t xml:space="preserve">/provisioning </w:t>
       </w:r>
       <w:r>
         <w:rPr>
@@ -1396,13 +1415,19 @@
         <w:rPr>
           <w:rFonts w:ascii="Calibri" w:hAnsi="Calibri" w:cs="Calibri"/>
         </w:rPr>
-        <w:t xml:space="preserve">For VM’s. the story is very slightly different; </w:t>
-      </w:r>
-      <w:r>
-        <w:rPr>
-          <w:rFonts w:ascii="Calibri" w:hAnsi="Calibri" w:cs="Calibri"/>
-        </w:rPr>
-        <w:t xml:space="preserve">the files for all the roles are kept in </w:t>
+        <w:t xml:space="preserve">For VM’s. the story is very slightly different; the </w:t>
+      </w:r>
+      <w:r>
+        <w:rPr>
+          <w:rFonts w:ascii="Calibri" w:hAnsi="Calibri" w:cs="Calibri"/>
+        </w:rPr>
+        <w:t xml:space="preserve">application </w:t>
+      </w:r>
+      <w:r>
+        <w:rPr>
+          <w:rFonts w:ascii="Calibri" w:hAnsi="Calibri" w:cs="Calibri"/>
+        </w:rPr>
+        <w:t xml:space="preserve">files for all the roles are kept in </w:t>
       </w:r>
       <w:r>
         <w:rPr>
@@ -1517,13 +1542,8 @@
         <w:rPr>
           <w:rFonts w:ascii="Calibri" w:hAnsi="Calibri" w:cs="Calibri"/>
         </w:rPr>
-        <w:t xml:space="preserve">The executables for the certifier </w:t>
-      </w:r>
-      <w:r>
-        <w:rPr>
-          <w:rFonts w:ascii="Calibri" w:hAnsi="Calibri" w:cs="Calibri"/>
-        </w:rPr>
-        <w:t>(</w:t>
+        <w:lastRenderedPageBreak/>
+        <w:t>The executables for the certifier (</w:t>
       </w:r>
       <w:proofErr w:type="spellStart"/>
       <w:r>
@@ -1597,7 +1617,21 @@
         <w:rPr>
           <w:rFonts w:ascii="Calibri" w:hAnsi="Calibri" w:cs="Calibri"/>
         </w:rPr>
-        <w:t>must ensure that the resolved executable paths and policy-cert files refer to thei</w:t>
+        <w:t xml:space="preserve">must ensure that the resolved executable paths and </w:t>
+      </w:r>
+      <w:r>
+        <w:rPr>
+          <w:rFonts w:ascii="Calibri" w:hAnsi="Calibri" w:cs="Calibri"/>
+          <w:i/>
+          <w:iCs/>
+        </w:rPr>
+        <w:t>policy-cert</w:t>
+      </w:r>
+      <w:r>
+        <w:rPr>
+          <w:rFonts w:ascii="Calibri" w:hAnsi="Calibri" w:cs="Calibri"/>
+        </w:rPr>
+        <w:t xml:space="preserve"> files refer to thei</w:t>
       </w:r>
       <w:r>
         <w:rPr>
@@ -1609,7 +1643,20 @@
         <w:rPr>
           <w:rFonts w:ascii="Calibri" w:hAnsi="Calibri" w:cs="Calibri"/>
         </w:rPr>
-        <w:t>measured locations.</w:t>
+        <w:t>measured locations</w:t>
+      </w:r>
+      <w:r>
+        <w:rPr>
+          <w:rStyle w:val="FootnoteReference"/>
+          <w:rFonts w:ascii="Calibri" w:hAnsi="Calibri" w:cs="Calibri"/>
+        </w:rPr>
+        <w:footnoteReference w:id="2"/>
+      </w:r>
+      <w:r>
+        <w:rPr>
+          <w:rFonts w:ascii="Calibri" w:hAnsi="Calibri" w:cs="Calibri"/>
+        </w:rPr>
+        <w:t>.</w:t>
       </w:r>
     </w:p>
     <w:p>
@@ -1628,7 +1675,6 @@
         <w:rPr>
           <w:rFonts w:ascii="Calibri" w:hAnsi="Calibri" w:cs="Calibri"/>
         </w:rPr>
-        <w:lastRenderedPageBreak/>
         <w:t xml:space="preserve">In the </w:t>
       </w:r>
       <w:r>
@@ -1796,15 +1842,7 @@
           <w:sz w:val="22"/>
           <w:szCs w:val="22"/>
         </w:rPr>
-        <w:t>/</w:t>
-      </w:r>
-      <w:r>
-        <w:rPr>
-          <w:rFonts w:ascii="Courier New" w:hAnsi="Courier New" w:cs="Courier New"/>
-          <w:sz w:val="22"/>
-          <w:szCs w:val="22"/>
-        </w:rPr>
-        <w:t>provisioning</w:t>
+        <w:t>/provisioning</w:t>
       </w:r>
       <w:r>
         <w:rPr>
@@ -1828,15 +1866,7 @@
           <w:sz w:val="22"/>
           <w:szCs w:val="22"/>
         </w:rPr>
-        <w:t>/</w:t>
-      </w:r>
-      <w:r>
-        <w:rPr>
-          <w:rFonts w:ascii="Courier New" w:hAnsi="Courier New" w:cs="Courier New"/>
-          <w:sz w:val="22"/>
-          <w:szCs w:val="22"/>
-        </w:rPr>
-        <w:t>service</w:t>
+        <w:t>/service</w:t>
       </w:r>
       <w:r>
         <w:rPr>
@@ -1943,15 +1973,7 @@
           <w:sz w:val="22"/>
           <w:szCs w:val="22"/>
         </w:rPr>
-        <w:t xml:space="preserve"> </w:t>
-      </w:r>
-      <w:r>
-        <w:rPr>
-          <w:rFonts w:ascii="Calibri" w:hAnsi="Calibri" w:cs="Calibri"/>
-          <w:sz w:val="22"/>
-          <w:szCs w:val="22"/>
-        </w:rPr>
-        <w:t xml:space="preserve">directory </w:t>
+        <w:t xml:space="preserve"> directory </w:t>
       </w:r>
       <w:r>
         <w:rPr>
@@ -1995,13 +2017,7 @@
         <w:rPr>
           <w:rFonts w:ascii="Calibri" w:hAnsi="Calibri" w:cs="Calibri"/>
         </w:rPr>
-        <w:t xml:space="preserve">The utilities </w:t>
-      </w:r>
-      <w:r>
-        <w:rPr>
-          <w:rFonts w:ascii="Calibri" w:hAnsi="Calibri" w:cs="Calibri"/>
-        </w:rPr>
-        <w:t>(</w:t>
+        <w:t>The utilities (</w:t>
       </w:r>
       <w:proofErr w:type="spellStart"/>
       <w:r>
@@ -2025,13 +2041,7 @@
         <w:rPr>
           <w:rFonts w:ascii="Calibri" w:hAnsi="Calibri" w:cs="Calibri"/>
         </w:rPr>
-        <w:t>)</w:t>
-      </w:r>
-      <w:r>
-        <w:rPr>
-          <w:rFonts w:ascii="Calibri" w:hAnsi="Calibri" w:cs="Calibri"/>
-        </w:rPr>
-        <w:t xml:space="preserve"> use </w:t>
+        <w:t xml:space="preserve">) use </w:t>
       </w:r>
       <w:r>
         <w:rPr>
@@ -2223,6 +2233,12 @@
         <w:rPr>
           <w:rFonts w:ascii="Calibri" w:hAnsi="Calibri" w:cs="Calibri"/>
         </w:rPr>
+        <w:t>,</w:t>
+      </w:r>
+      <w:r>
+        <w:rPr>
+          <w:rFonts w:ascii="Calibri" w:hAnsi="Calibri" w:cs="Calibri"/>
+        </w:rPr>
         <w:t xml:space="preserve"> since it will change.</w:t>
       </w:r>
     </w:p>
@@ -2253,59 +2269,97 @@
           <w:bCs/>
         </w:rPr>
       </w:pPr>
-      <w:proofErr w:type="spellStart"/>
       <w:r>
         <w:rPr>
           <w:rFonts w:ascii="Calibri" w:hAnsi="Calibri" w:cs="Calibri"/>
           <w:b/>
           <w:bCs/>
         </w:rPr>
-        <w:t>Fin</w:t>
-      </w:r>
-      <w:proofErr w:type="spellEnd"/>
-      <w:r>
+        <w:t>Final Note</w:t>
+      </w:r>
+    </w:p>
+    <w:p>
+      <w:pPr>
+        <w:spacing w:after="0" w:line="240" w:lineRule="auto"/>
         <w:rPr>
           <w:rFonts w:ascii="Calibri" w:hAnsi="Calibri" w:cs="Calibri"/>
           <w:b/>
           <w:bCs/>
         </w:rPr>
-        <w:t>al Note</w:t>
-      </w:r>
-    </w:p>
-    <w:p>
-      <w:pPr>
-        <w:spacing w:after="0" w:line="240" w:lineRule="auto"/>
-        <w:rPr>
-          <w:rFonts w:ascii="Calibri" w:hAnsi="Calibri" w:cs="Calibri"/>
-          <w:b/>
-          <w:bCs/>
-        </w:rPr>
-      </w:pPr>
-    </w:p>
-    <w:p>
-      <w:pPr>
-        <w:spacing w:after="0" w:line="240" w:lineRule="auto"/>
-        <w:rPr>
-          <w:rFonts w:ascii="Calibri" w:hAnsi="Calibri" w:cs="Calibri"/>
-        </w:rPr>
-      </w:pPr>
-      <w:r>
-        <w:rPr>
-          <w:rFonts w:ascii="Calibri" w:hAnsi="Calibri" w:cs="Calibri"/>
-        </w:rPr>
-        <w:t xml:space="preserve">A protected VM can also host an application service, which treats the VM itself as a secure platform that provides isolate, seal, unseal and attest services.  The application service can provide application services (see </w:t>
+      </w:pPr>
+    </w:p>
+    <w:p>
+      <w:pPr>
+        <w:spacing w:after="0" w:line="240" w:lineRule="auto"/>
+        <w:rPr>
+          <w:rFonts w:ascii="Calibri" w:hAnsi="Calibri" w:cs="Calibri"/>
+        </w:rPr>
+      </w:pPr>
+      <w:r>
+        <w:rPr>
+          <w:rFonts w:ascii="Calibri" w:hAnsi="Calibri" w:cs="Calibri"/>
+        </w:rPr>
+        <w:t>A protected VM can also host an application service, which treats the VM itself as a secure platform that provides isolate, seal, unseal and attest services</w:t>
+      </w:r>
+      <w:r>
+        <w:rPr>
+          <w:rFonts w:ascii="Calibri" w:hAnsi="Calibri" w:cs="Calibri"/>
+        </w:rPr>
+        <w:t xml:space="preserve"> to applicatioons</w:t>
+      </w:r>
+      <w:r>
+        <w:rPr>
+          <w:rFonts w:ascii="Calibri" w:hAnsi="Calibri" w:cs="Calibri"/>
+        </w:rPr>
+        <w:t xml:space="preserve">.  The application service can provide application services (see </w:t>
       </w:r>
       <w:proofErr w:type="spellStart"/>
       <w:r>
         <w:rPr>
           <w:rFonts w:ascii="Calibri" w:hAnsi="Calibri" w:cs="Calibri"/>
-        </w:rPr>
-        <w:t>simple_app-application_service</w:t>
+          <w:i/>
+          <w:iCs/>
+        </w:rPr>
+        <w:t>sample_apps</w:t>
       </w:r>
       <w:proofErr w:type="spellEnd"/>
       <w:r>
         <w:rPr>
           <w:rFonts w:ascii="Calibri" w:hAnsi="Calibri" w:cs="Calibri"/>
+          <w:i/>
+          <w:iCs/>
+        </w:rPr>
+        <w:t>/</w:t>
+      </w:r>
+      <w:proofErr w:type="spellStart"/>
+      <w:r>
+        <w:rPr>
+          <w:rFonts w:ascii="Calibri" w:hAnsi="Calibri" w:cs="Calibri"/>
+          <w:i/>
+          <w:iCs/>
+        </w:rPr>
+        <w:t>simple_app</w:t>
+      </w:r>
+      <w:r>
+        <w:rPr>
+          <w:rFonts w:ascii="Calibri" w:hAnsi="Calibri" w:cs="Calibri"/>
+          <w:i/>
+          <w:iCs/>
+        </w:rPr>
+        <w:t>_under_</w:t>
+      </w:r>
+      <w:r>
+        <w:rPr>
+          <w:rFonts w:ascii="Calibri" w:hAnsi="Calibri" w:cs="Calibri"/>
+          <w:i/>
+          <w:iCs/>
+        </w:rPr>
+        <w:t>app_service</w:t>
+      </w:r>
+      <w:proofErr w:type="spellEnd"/>
+      <w:r>
+        <w:rPr>
+          <w:rFonts w:ascii="Calibri" w:hAnsi="Calibri" w:cs="Calibri"/>
         </w:rPr>
         <w:t xml:space="preserve">) for individual applications and depends on the OS for isolation among such apps.  In this case, there will be (at least) three separate </w:t>
       </w:r>
@@ -2335,8 +2389,8 @@
       </w:r>
     </w:p>
     <w:sectPr>
-      <w:footerReference w:type="even" r:id="rId7"/>
-      <w:footerReference w:type="default" r:id="rId8"/>
+      <w:footerReference w:type="even" r:id="rId8"/>
+      <w:footerReference w:type="default" r:id="rId9"/>
       <w:pgSz w:w="12240" w:h="15840"/>
       <w:pgMar w:top="1440" w:right="1440" w:bottom="1440" w:left="1440" w:header="720" w:footer="720" w:gutter="0"/>
       <w:cols w:space="720"/>
@@ -2513,6 +2567,101 @@
       </w:pPr>
       <w:r>
         <w:continuationSeparator/>
+      </w:r>
+    </w:p>
+  </w:footnote>
+  <w:footnote w:id="1">
+    <w:p>
+      <w:pPr>
+        <w:pStyle w:val="FootnoteText"/>
+      </w:pPr>
+      <w:r>
+        <w:rPr>
+          <w:rStyle w:val="FootnoteReference"/>
+        </w:rPr>
+        <w:footnoteRef/>
+      </w:r>
+      <w:r>
+        <w:t xml:space="preserve"> </w:t>
+      </w:r>
+      <w:r>
+        <w:t>Neither the certifier service not t</w:t>
+      </w:r>
+      <w:r>
+        <w:t xml:space="preserve">he deployed user </w:t>
+      </w:r>
+      <w:proofErr w:type="gramStart"/>
+      <w:r>
+        <w:t>need</w:t>
+      </w:r>
+      <w:proofErr w:type="gramEnd"/>
+      <w:r>
+        <w:t xml:space="preserve"> the certifier utilities, just the app executable.</w:t>
+      </w:r>
+    </w:p>
+  </w:footnote>
+  <w:footnote w:id="2">
+    <w:p>
+      <w:pPr>
+        <w:pStyle w:val="FootnoteText"/>
+      </w:pPr>
+      <w:r>
+        <w:rPr>
+          <w:rStyle w:val="FootnoteReference"/>
+        </w:rPr>
+        <w:footnoteRef/>
+      </w:r>
+      <w:r>
+        <w:t xml:space="preserve"> Again, </w:t>
+      </w:r>
+      <w:r>
+        <w:t xml:space="preserve">neither </w:t>
+      </w:r>
+      <w:r>
+        <w:t xml:space="preserve">the end user </w:t>
+      </w:r>
+      <w:r>
+        <w:t xml:space="preserve">nor the certifier service provider </w:t>
+      </w:r>
+      <w:proofErr w:type="gramStart"/>
+      <w:r>
+        <w:t>need</w:t>
+      </w:r>
+      <w:proofErr w:type="gramEnd"/>
+      <w:r>
+        <w:t xml:space="preserve"> the certifier utilities</w:t>
+      </w:r>
+      <w:r>
+        <w:t>.  The deployed user just needs</w:t>
+      </w:r>
+      <w:r>
+        <w:t xml:space="preserve"> </w:t>
+      </w:r>
+      <w:proofErr w:type="spellStart"/>
+      <w:r>
+        <w:rPr>
+          <w:rFonts w:ascii="Calibri" w:hAnsi="Calibri" w:cs="Calibri"/>
+          <w:i/>
+          <w:iCs/>
+        </w:rPr>
+        <w:t>cf_utility</w:t>
+      </w:r>
+      <w:proofErr w:type="spellEnd"/>
+      <w:r>
+        <w:rPr>
+          <w:rFonts w:ascii="Calibri" w:hAnsi="Calibri" w:cs="Calibri"/>
+          <w:i/>
+          <w:iCs/>
+        </w:rPr>
+        <w:t>, keyserver and keyclient</w:t>
+      </w:r>
+      <w:r>
+        <w:rPr>
+          <w:rFonts w:ascii="Calibri" w:hAnsi="Calibri" w:cs="Calibri"/>
+          <w:i/>
+          <w:iCs/>
+        </w:rPr>
+        <w:t>.</w:t>
       </w:r>
     </w:p>
   </w:footnote>
@@ -3676,6 +3825,45 @@
     <w:unhideWhenUsed/>
     <w:rsid w:val="00E06381"/>
   </w:style>
+  <w:style w:type="paragraph" w:styleId="FootnoteText">
+    <w:name w:val="footnote text"/>
+    <w:basedOn w:val="Normal"/>
+    <w:link w:val="FootnoteTextChar"/>
+    <w:uiPriority w:val="99"/>
+    <w:semiHidden/>
+    <w:unhideWhenUsed/>
+    <w:rsid w:val="00355DB9"/>
+    <w:pPr>
+      <w:spacing w:after="0" w:line="240" w:lineRule="auto"/>
+    </w:pPr>
+    <w:rPr>
+      <w:sz w:val="20"/>
+      <w:szCs w:val="20"/>
+    </w:rPr>
+  </w:style>
+  <w:style w:type="character" w:customStyle="1" w:styleId="FootnoteTextChar">
+    <w:name w:val="Footnote Text Char"/>
+    <w:basedOn w:val="DefaultParagraphFont"/>
+    <w:link w:val="FootnoteText"/>
+    <w:uiPriority w:val="99"/>
+    <w:semiHidden/>
+    <w:rsid w:val="00355DB9"/>
+    <w:rPr>
+      <w:sz w:val="20"/>
+      <w:szCs w:val="20"/>
+    </w:rPr>
+  </w:style>
+  <w:style w:type="character" w:styleId="FootnoteReference">
+    <w:name w:val="footnote reference"/>
+    <w:basedOn w:val="DefaultParagraphFont"/>
+    <w:uiPriority w:val="99"/>
+    <w:semiHidden/>
+    <w:unhideWhenUsed/>
+    <w:rsid w:val="00355DB9"/>
+    <w:rPr>
+      <w:vertAlign w:val="superscript"/>
+    </w:rPr>
+  </w:style>
 </w:styles>
 </file>
 
@@ -3992,4 +4180,16 @@
     </a:ext>
   </a:extLst>
 </a:theme>
+</file>
+
+<file path=customXml/item1.xml><?xml version="1.0" encoding="utf-8"?>
+<b:Sources xmlns:b="http://schemas.openxmlformats.org/officeDocument/2006/bibliography" xmlns="http://schemas.openxmlformats.org/officeDocument/2006/bibliography" SelectedStyle="/APASixthEditionOfficeOnline.xsl" StyleName="APA" Version="6"/>
+</file>
+
+<file path=customXml/itemProps1.xml><?xml version="1.0" encoding="utf-8"?>
+<ds:datastoreItem xmlns:ds="http://schemas.openxmlformats.org/officeDocument/2006/customXml" ds:itemID="{E8E46DD4-721F-5249-83C0-3C8A08ED197F}">
+  <ds:schemaRefs>
+    <ds:schemaRef ds:uri="http://schemas.openxmlformats.org/officeDocument/2006/bibliography"/>
+  </ds:schemaRefs>
+</ds:datastoreItem>
 </file>
--- a/Doc/Directory-structure-for-examples-and-deployment-guide.docx
+++ b/Doc/Directory-structure-for-examples-and-deployment-guide.docx
@@ -70,8 +70,6 @@
       <w:r>
         <w:rPr>
           <w:rFonts w:ascii="Courier New" w:hAnsi="Courier New" w:cs="Courier New"/>
-          <w:sz w:val="22"/>
-          <w:szCs w:val="22"/>
         </w:rPr>
         <w:t>$CERTIFIER_ROOT/</w:t>
       </w:r>
@@ -79,8 +77,6 @@
       <w:r>
         <w:rPr>
           <w:rFonts w:ascii="Courier New" w:hAnsi="Courier New" w:cs="Courier New"/>
-          <w:sz w:val="22"/>
-          <w:szCs w:val="22"/>
         </w:rPr>
         <w:t>sample_apps</w:t>
       </w:r>
@@ -89,8 +85,6 @@
       <w:r>
         <w:rPr>
           <w:rFonts w:ascii="Courier New" w:hAnsi="Courier New" w:cs="Courier New"/>
-          <w:sz w:val="22"/>
-          <w:szCs w:val="22"/>
         </w:rPr>
         <w:t>/[</w:t>
       </w:r>
@@ -99,8 +93,6 @@
       <w:r>
         <w:rPr>
           <w:rFonts w:ascii="Courier New" w:hAnsi="Courier New" w:cs="Courier New"/>
-          <w:sz w:val="22"/>
-          <w:szCs w:val="22"/>
         </w:rPr>
         <w:t>simple_app</w:t>
       </w:r>
@@ -108,8 +100,6 @@
       <w:r>
         <w:rPr>
           <w:rFonts w:ascii="Courier New" w:hAnsi="Courier New" w:cs="Courier New"/>
-          <w:sz w:val="22"/>
-          <w:szCs w:val="22"/>
         </w:rPr>
         <w:t xml:space="preserve">, </w:t>
       </w:r>
@@ -117,8 +107,6 @@
       <w:r>
         <w:rPr>
           <w:rFonts w:ascii="Courier New" w:hAnsi="Courier New" w:cs="Courier New"/>
-          <w:sz w:val="22"/>
-          <w:szCs w:val="22"/>
         </w:rPr>
         <w:t>simple_app_for_sev</w:t>
       </w:r>
@@ -126,16 +114,12 @@
       <w:r>
         <w:rPr>
           <w:rFonts w:ascii="Courier New" w:hAnsi="Courier New" w:cs="Courier New"/>
-          <w:sz w:val="22"/>
-          <w:szCs w:val="22"/>
         </w:rPr>
         <w:t>, …</w:t>
       </w:r>
       <w:r>
         <w:rPr>
           <w:rFonts w:ascii="Courier New" w:hAnsi="Courier New" w:cs="Courier New"/>
-          <w:sz w:val="22"/>
-          <w:szCs w:val="22"/>
         </w:rPr>
         <w:t xml:space="preserve">]) </w:t>
       </w:r>
@@ -156,8 +140,6 @@
       <w:r>
         <w:rPr>
           <w:rFonts w:ascii="Courier New" w:hAnsi="Courier New" w:cs="Courier New"/>
-          <w:sz w:val="22"/>
-          <w:szCs w:val="22"/>
         </w:rPr>
         <w:t>$CERTIFIER_ROOT/</w:t>
       </w:r>
@@ -165,8 +147,6 @@
       <w:r>
         <w:rPr>
           <w:rFonts w:ascii="Courier New" w:hAnsi="Courier New" w:cs="Courier New"/>
-          <w:sz w:val="22"/>
-          <w:szCs w:val="22"/>
         </w:rPr>
         <w:t>vm_model_tools</w:t>
       </w:r>
@@ -174,8 +154,6 @@
       <w:r>
         <w:rPr>
           <w:rFonts w:ascii="Courier New" w:hAnsi="Courier New" w:cs="Courier New"/>
-          <w:sz w:val="22"/>
-          <w:szCs w:val="22"/>
         </w:rPr>
         <w:t>/example/scenario1</w:t>
       </w:r>
@@ -188,8 +166,6 @@
       <w:r>
         <w:rPr>
           <w:rFonts w:ascii="Courier New" w:hAnsi="Courier New" w:cs="Courier New"/>
-          <w:sz w:val="22"/>
-          <w:szCs w:val="22"/>
         </w:rPr>
         <w:t>$ENVIRONMENT_DIRECTORY</w:t>
       </w:r>
@@ -224,8 +200,6 @@
       <w:r>
         <w:rPr>
           <w:rFonts w:ascii="Courier New" w:hAnsi="Courier New" w:cs="Courier New"/>
-          <w:sz w:val="22"/>
-          <w:szCs w:val="22"/>
         </w:rPr>
         <w:t>$ENVIRONMENT_DIRECTORY</w:t>
       </w:r>
@@ -247,7 +221,19 @@
         <w:rPr>
           <w:rFonts w:ascii="Calibri" w:hAnsi="Calibri" w:cs="Calibri"/>
         </w:rPr>
-        <w:t xml:space="preserve"> use, one goal of this document is to separate what files and programs are required for each role and each real deployment.</w:t>
+        <w:t xml:space="preserve"> use, one goal of this document is to separate what files and programs are required for each role and </w:t>
+      </w:r>
+      <w:r>
+        <w:rPr>
+          <w:rFonts w:ascii="Calibri" w:hAnsi="Calibri" w:cs="Calibri"/>
+        </w:rPr>
+        <w:t>which are required in a</w:t>
+      </w:r>
+      <w:r>
+        <w:rPr>
+          <w:rFonts w:ascii="Calibri" w:hAnsi="Calibri" w:cs="Calibri"/>
+        </w:rPr>
+        <w:t xml:space="preserve"> real deployment.</w:t>
       </w:r>
     </w:p>
     <w:p>
@@ -300,15 +286,7 @@
           <w:i/>
           <w:iCs/>
         </w:rPr>
-        <w:t>Application developer:</w:t>
-      </w:r>
-      <w:r>
-        <w:rPr>
-          <w:rFonts w:ascii="Calibri" w:hAnsi="Calibri" w:cs="Calibri"/>
-          <w:i/>
-          <w:iCs/>
-        </w:rPr>
-        <w:t xml:space="preserve"> </w:t>
+        <w:t xml:space="preserve">Application developer: </w:t>
       </w:r>
       <w:r>
         <w:rPr>
@@ -462,8 +440,6 @@
       <w:r>
         <w:rPr>
           <w:rFonts w:ascii="Courier New" w:hAnsi="Courier New" w:cs="Courier New"/>
-          <w:sz w:val="22"/>
-          <w:szCs w:val="22"/>
         </w:rPr>
         <w:t>$ENVIRONMENT_DIRECTORY</w:t>
       </w:r>
@@ -476,8 +452,6 @@
       <w:r>
         <w:rPr>
           <w:rFonts w:ascii="Courier New" w:hAnsi="Courier New" w:cs="Courier New"/>
-          <w:sz w:val="22"/>
-          <w:szCs w:val="22"/>
         </w:rPr>
         <w:t>$ENVIRONMENT_DIRECTORY</w:t>
       </w:r>
@@ -552,16 +526,484 @@
       <w:r>
         <w:rPr>
           <w:rFonts w:ascii="Courier New" w:hAnsi="Courier New" w:cs="Courier New"/>
-          <w:sz w:val="22"/>
-          <w:szCs w:val="22"/>
+        </w:rPr>
+        <w:t xml:space="preserve">$ENVIRONMENT_DIRECTORY </w:t>
+      </w:r>
+      <w:r>
+        <w:rPr>
+          <w:rFonts w:ascii="Calibri" w:hAnsi="Calibri" w:cs="Calibri"/>
+        </w:rPr>
+        <w:t>from source files.  The developer includes the policy key certificate in the image</w:t>
+      </w:r>
+      <w:r>
+        <w:rPr>
+          <w:rFonts w:ascii="Calibri" w:hAnsi="Calibri" w:cs="Calibri"/>
+        </w:rPr>
+        <w:t xml:space="preserve"> to bind the policy to the app; this is obtained from the </w:t>
+      </w:r>
+      <w:r>
+        <w:rPr>
+          <w:rFonts w:ascii="Calibri" w:hAnsi="Calibri" w:cs="Calibri"/>
+          <w:i/>
+          <w:iCs/>
+        </w:rPr>
+        <w:t>Security domain administrator</w:t>
+      </w:r>
+      <w:r>
+        <w:rPr>
+          <w:rFonts w:ascii="Calibri" w:hAnsi="Calibri" w:cs="Calibri"/>
+        </w:rPr>
+        <w:t>.</w:t>
+      </w:r>
+    </w:p>
+    <w:p>
+      <w:pPr>
+        <w:spacing w:after="0" w:line="240" w:lineRule="auto"/>
+        <w:rPr>
+          <w:rFonts w:ascii="Calibri" w:hAnsi="Calibri" w:cs="Calibri"/>
+        </w:rPr>
+      </w:pPr>
+    </w:p>
+    <w:p>
+      <w:pPr>
+        <w:spacing w:after="0" w:line="240" w:lineRule="auto"/>
+        <w:rPr>
+          <w:rFonts w:ascii="Courier New" w:hAnsi="Courier New" w:cs="Courier New"/>
+        </w:rPr>
+      </w:pPr>
+      <w:r>
+        <w:rPr>
+          <w:rFonts w:ascii="Calibri" w:hAnsi="Calibri" w:cs="Calibri"/>
+        </w:rPr>
+        <w:t xml:space="preserve">The </w:t>
+      </w:r>
+      <w:r>
+        <w:rPr>
+          <w:rFonts w:ascii="Calibri" w:hAnsi="Calibri" w:cs="Calibri"/>
+          <w:i/>
+          <w:iCs/>
+        </w:rPr>
+        <w:t>Security domain administrator</w:t>
+      </w:r>
+      <w:r>
+        <w:rPr>
+          <w:rFonts w:ascii="Calibri" w:hAnsi="Calibri" w:cs="Calibri"/>
+        </w:rPr>
+        <w:t xml:space="preserve"> </w:t>
+      </w:r>
+      <w:r>
+        <w:rPr>
+          <w:rFonts w:ascii="Calibri" w:hAnsi="Calibri" w:cs="Calibri"/>
+        </w:rPr>
+        <w:t>generates key files</w:t>
+      </w:r>
+      <w:r>
+        <w:rPr>
+          <w:rFonts w:ascii="Calibri" w:hAnsi="Calibri" w:cs="Calibri"/>
+        </w:rPr>
+        <w:t>, certs</w:t>
+      </w:r>
+      <w:r>
+        <w:rPr>
+          <w:rFonts w:ascii="Calibri" w:hAnsi="Calibri" w:cs="Calibri"/>
+        </w:rPr>
+        <w:t xml:space="preserve"> and policy.  These files are stored in </w:t>
+      </w:r>
+      <w:r>
+        <w:rPr>
+          <w:rFonts w:ascii="Courier New" w:hAnsi="Courier New" w:cs="Courier New"/>
+        </w:rPr>
+        <w:t>$ENVIRONMENT_DIRECTORY/provisioning</w:t>
+      </w:r>
+      <w:r>
+        <w:rPr>
+          <w:rFonts w:ascii="Calibri" w:hAnsi="Calibri" w:cs="Calibri"/>
+        </w:rPr>
+        <w:t xml:space="preserve"> as they are generated.  When packaging for distribution to a deployed user or certifier service provider, the </w:t>
+      </w:r>
+      <w:r>
+        <w:rPr>
+          <w:rFonts w:ascii="Calibri" w:hAnsi="Calibri" w:cs="Calibri"/>
+          <w:i/>
+          <w:iCs/>
+        </w:rPr>
+        <w:t>Security domain administrator</w:t>
+      </w:r>
+      <w:r>
+        <w:rPr>
+          <w:rFonts w:ascii="Calibri" w:hAnsi="Calibri" w:cs="Calibri"/>
+        </w:rPr>
+        <w:t xml:space="preserve"> </w:t>
+      </w:r>
+      <w:r>
+        <w:rPr>
+          <w:rFonts w:ascii="Calibri" w:hAnsi="Calibri" w:cs="Calibri"/>
+        </w:rPr>
+        <w:lastRenderedPageBreak/>
+        <w:t xml:space="preserve">copies the files needed by the certifier service into </w:t>
+      </w:r>
+      <w:r>
+        <w:rPr>
+          <w:rFonts w:ascii="Courier New" w:hAnsi="Courier New" w:cs="Courier New"/>
+        </w:rPr>
+        <w:t>$ENVIRONMENT_DIRECTORY/service</w:t>
+      </w:r>
+      <w:r>
+        <w:rPr>
+          <w:rFonts w:ascii="Calibri" w:hAnsi="Calibri" w:cs="Calibri"/>
+        </w:rPr>
+        <w:t xml:space="preserve"> and the files needed by the deployed application into it</w:t>
+      </w:r>
+      <w:r>
+        <w:rPr>
+          <w:rFonts w:ascii="Calibri" w:hAnsi="Calibri" w:cs="Calibri"/>
+        </w:rPr>
+        <w:t>s</w:t>
+      </w:r>
+      <w:r>
+        <w:rPr>
+          <w:rFonts w:ascii="Calibri" w:hAnsi="Calibri" w:cs="Calibri"/>
+        </w:rPr>
+        <w:t xml:space="preserve"> application file directory, typically, </w:t>
+      </w:r>
+      <w:r>
+        <w:rPr>
+          <w:rFonts w:ascii="Courier New" w:hAnsi="Courier New" w:cs="Courier New"/>
+        </w:rPr>
+        <w:t>$ENVIRONMENT_DIRECTORY/</w:t>
+      </w:r>
+      <w:proofErr w:type="spellStart"/>
+      <w:r>
+        <w:rPr>
+          <w:rFonts w:ascii="Courier New" w:hAnsi="Courier New" w:cs="Courier New"/>
+        </w:rPr>
+        <w:t>app_data</w:t>
+      </w:r>
+      <w:proofErr w:type="spellEnd"/>
+      <w:r>
+        <w:rPr>
+          <w:rFonts w:ascii="Courier New" w:hAnsi="Courier New" w:cs="Courier New"/>
+        </w:rPr>
+        <w:t xml:space="preserve">. </w:t>
+      </w:r>
+    </w:p>
+    <w:p>
+      <w:pPr>
+        <w:spacing w:after="0" w:line="240" w:lineRule="auto"/>
+        <w:rPr>
+          <w:rFonts w:ascii="Courier New" w:hAnsi="Courier New" w:cs="Courier New"/>
+        </w:rPr>
+      </w:pPr>
+    </w:p>
+    <w:p>
+      <w:pPr>
+        <w:spacing w:after="0" w:line="240" w:lineRule="auto"/>
+        <w:rPr>
+          <w:rFonts w:ascii="Calibri" w:hAnsi="Calibri" w:cs="Calibri"/>
+        </w:rPr>
+      </w:pPr>
+      <w:r>
+        <w:rPr>
+          <w:rFonts w:ascii="Calibri" w:hAnsi="Calibri" w:cs="Calibri"/>
+        </w:rPr>
+        <w:t>Most of the application examples</w:t>
+      </w:r>
+      <w:r>
+        <w:rPr>
+          <w:rFonts w:ascii="Calibri" w:hAnsi="Calibri" w:cs="Calibri"/>
+        </w:rPr>
+        <w:t>,</w:t>
+      </w:r>
+      <w:r>
+        <w:rPr>
+          <w:rFonts w:ascii="Calibri" w:hAnsi="Calibri" w:cs="Calibri"/>
+        </w:rPr>
+        <w:t xml:space="preserve"> </w:t>
+      </w:r>
+      <w:proofErr w:type="gramStart"/>
+      <w:r>
+        <w:rPr>
+          <w:rFonts w:ascii="Calibri" w:hAnsi="Calibri" w:cs="Calibri"/>
+        </w:rPr>
+        <w:t>actually have</w:t>
+      </w:r>
+      <w:proofErr w:type="gramEnd"/>
+      <w:r>
+        <w:rPr>
+          <w:rFonts w:ascii="Calibri" w:hAnsi="Calibri" w:cs="Calibri"/>
+        </w:rPr>
+        <w:t xml:space="preserve"> two app directories, one for the app acting as a client for the example secure channel and one acting as the server for the example secure channel.  The </w:t>
+      </w:r>
+      <w:r>
+        <w:rPr>
+          <w:rFonts w:ascii="Calibri" w:hAnsi="Calibri" w:cs="Calibri"/>
+          <w:i/>
+          <w:iCs/>
+        </w:rPr>
+        <w:t>Security domain administrator</w:t>
+      </w:r>
+      <w:r>
+        <w:rPr>
+          <w:rFonts w:ascii="Calibri" w:hAnsi="Calibri" w:cs="Calibri"/>
+        </w:rPr>
+        <w:t xml:space="preserve"> only packages the application executable (which can be anywhere on the executable path but can reasonably remain in </w:t>
+      </w:r>
+      <w:r>
+        <w:rPr>
+          <w:rFonts w:ascii="Courier New" w:hAnsi="Courier New" w:cs="Courier New"/>
         </w:rPr>
         <w:t>$ENVIRONMENT_DIRECTORY</w:t>
       </w:r>
       <w:r>
         <w:rPr>
-          <w:rFonts w:ascii="Courier New" w:hAnsi="Courier New" w:cs="Courier New"/>
-          <w:sz w:val="22"/>
-          <w:szCs w:val="22"/>
+          <w:rFonts w:ascii="Calibri" w:hAnsi="Calibri" w:cs="Calibri"/>
+        </w:rPr>
+        <w:t xml:space="preserve">) and the </w:t>
+      </w:r>
+      <w:proofErr w:type="spellStart"/>
+      <w:r>
+        <w:rPr>
+          <w:rFonts w:ascii="Calibri" w:hAnsi="Calibri" w:cs="Calibri"/>
+          <w:i/>
+          <w:iCs/>
+        </w:rPr>
+        <w:t>app_data</w:t>
+      </w:r>
+      <w:proofErr w:type="spellEnd"/>
+      <w:r>
+        <w:rPr>
+          <w:rFonts w:ascii="Calibri" w:hAnsi="Calibri" w:cs="Calibri"/>
+        </w:rPr>
+        <w:t xml:space="preserve"> subdirectory which has some pre-determined files (like the simulated environment keys)</w:t>
+      </w:r>
+      <w:r>
+        <w:rPr>
+          <w:rStyle w:val="FootnoteReference"/>
+          <w:rFonts w:ascii="Calibri" w:hAnsi="Calibri" w:cs="Calibri"/>
+        </w:rPr>
+        <w:footnoteReference w:id="1"/>
+      </w:r>
+      <w:r>
+        <w:rPr>
+          <w:rFonts w:ascii="Calibri" w:hAnsi="Calibri" w:cs="Calibri"/>
+        </w:rPr>
+        <w:t>.  During installation</w:t>
+      </w:r>
+      <w:r>
+        <w:rPr>
+          <w:rFonts w:ascii="Calibri" w:hAnsi="Calibri" w:cs="Calibri"/>
+        </w:rPr>
+        <w:t xml:space="preserve"> and operation</w:t>
+      </w:r>
+      <w:r>
+        <w:rPr>
+          <w:rFonts w:ascii="Calibri" w:hAnsi="Calibri" w:cs="Calibri"/>
+        </w:rPr>
+        <w:t xml:space="preserve">, in the style of MAC application configuration, the </w:t>
+      </w:r>
+      <w:proofErr w:type="spellStart"/>
+      <w:r>
+        <w:rPr>
+          <w:rFonts w:ascii="Calibri" w:hAnsi="Calibri" w:cs="Calibri"/>
+          <w:i/>
+          <w:iCs/>
+        </w:rPr>
+        <w:t>app_data</w:t>
+      </w:r>
+      <w:proofErr w:type="spellEnd"/>
+      <w:r>
+        <w:rPr>
+          <w:rFonts w:ascii="Calibri" w:hAnsi="Calibri" w:cs="Calibri"/>
+        </w:rPr>
+        <w:t xml:space="preserve"> subdirectory will also get thing</w:t>
+      </w:r>
+      <w:r>
+        <w:rPr>
+          <w:rFonts w:ascii="Calibri" w:hAnsi="Calibri" w:cs="Calibri"/>
+        </w:rPr>
+        <w:t>s</w:t>
+      </w:r>
+      <w:r>
+        <w:rPr>
+          <w:rFonts w:ascii="Calibri" w:hAnsi="Calibri" w:cs="Calibri"/>
+        </w:rPr>
+        <w:t xml:space="preserve"> like machine certs, for example, the </w:t>
+      </w:r>
+      <w:r>
+        <w:rPr>
+          <w:rFonts w:ascii="Calibri" w:hAnsi="Calibri" w:cs="Calibri"/>
+        </w:rPr>
+        <w:t xml:space="preserve">ARK, ASK, and VCERT certs on </w:t>
+      </w:r>
+      <w:proofErr w:type="spellStart"/>
+      <w:r>
+        <w:rPr>
+          <w:rFonts w:ascii="Calibri" w:hAnsi="Calibri" w:cs="Calibri"/>
+        </w:rPr>
+        <w:t>sev</w:t>
+      </w:r>
+      <w:proofErr w:type="spellEnd"/>
+      <w:r>
+        <w:rPr>
+          <w:rFonts w:ascii="Calibri" w:hAnsi="Calibri" w:cs="Calibri"/>
+        </w:rPr>
+        <w:t>.</w:t>
+      </w:r>
+    </w:p>
+    <w:p>
+      <w:pPr>
+        <w:spacing w:after="0" w:line="240" w:lineRule="auto"/>
+        <w:rPr>
+          <w:rFonts w:ascii="Calibri" w:hAnsi="Calibri" w:cs="Calibri"/>
+        </w:rPr>
+      </w:pPr>
+    </w:p>
+    <w:p>
+      <w:pPr>
+        <w:spacing w:after="0" w:line="240" w:lineRule="auto"/>
+        <w:rPr>
+          <w:rFonts w:ascii="Calibri" w:hAnsi="Calibri" w:cs="Calibri"/>
+        </w:rPr>
+      </w:pPr>
+      <w:r>
+        <w:rPr>
+          <w:rFonts w:ascii="Calibri" w:hAnsi="Calibri" w:cs="Calibri"/>
+        </w:rPr>
+        <w:t xml:space="preserve">The files deployed to the </w:t>
+      </w:r>
+      <w:r>
+        <w:rPr>
+          <w:rFonts w:ascii="Calibri" w:hAnsi="Calibri" w:cs="Calibri"/>
+          <w:i/>
+          <w:iCs/>
+        </w:rPr>
+        <w:t xml:space="preserve">User in a deployed environment </w:t>
+      </w:r>
+      <w:r>
+        <w:rPr>
+          <w:rFonts w:ascii="Calibri" w:hAnsi="Calibri" w:cs="Calibri"/>
+        </w:rPr>
+        <w:t xml:space="preserve">never includes the files in the </w:t>
+      </w:r>
+      <w:r>
+        <w:rPr>
+          <w:rFonts w:ascii="Courier New" w:hAnsi="Courier New" w:cs="Courier New"/>
+        </w:rPr>
+        <w:t>$ENVIRONMENT_DIRECTORY/</w:t>
+      </w:r>
+      <w:r>
+        <w:rPr>
+          <w:rFonts w:ascii="Courier New" w:hAnsi="Courier New" w:cs="Courier New"/>
+        </w:rPr>
+        <w:t>provisioning</w:t>
+      </w:r>
+      <w:r>
+        <w:rPr>
+          <w:rFonts w:ascii="Calibri" w:hAnsi="Calibri" w:cs="Calibri"/>
+        </w:rPr>
+        <w:t xml:space="preserve"> directory or the </w:t>
+      </w:r>
+      <w:r>
+        <w:rPr>
+          <w:rFonts w:ascii="Courier New" w:hAnsi="Courier New" w:cs="Courier New"/>
+        </w:rPr>
+        <w:t>$ENVIRONMENT_DIRECTORY/service</w:t>
+      </w:r>
+      <w:r>
+        <w:rPr>
+          <w:rFonts w:ascii="Calibri" w:hAnsi="Calibri" w:cs="Calibri"/>
+        </w:rPr>
+        <w:t xml:space="preserve"> directory; indeed, these have unprotected versions of the private policy key and distributing them completely violates the security promise.  </w:t>
+      </w:r>
+    </w:p>
+    <w:p>
+      <w:pPr>
+        <w:spacing w:after="0" w:line="240" w:lineRule="auto"/>
+        <w:rPr>
+          <w:rFonts w:ascii="Calibri" w:hAnsi="Calibri" w:cs="Calibri"/>
+        </w:rPr>
+      </w:pPr>
+    </w:p>
+    <w:p>
+      <w:pPr>
+        <w:spacing w:after="0" w:line="240" w:lineRule="auto"/>
+        <w:rPr>
+          <w:rFonts w:ascii="Calibri" w:hAnsi="Calibri" w:cs="Calibri"/>
+        </w:rPr>
+      </w:pPr>
+      <w:r>
+        <w:rPr>
+          <w:rFonts w:ascii="Calibri" w:hAnsi="Calibri" w:cs="Calibri"/>
+        </w:rPr>
+        <w:t xml:space="preserve">The files in the </w:t>
+      </w:r>
+      <w:r>
+        <w:rPr>
+          <w:rFonts w:ascii="Courier New" w:hAnsi="Courier New" w:cs="Courier New"/>
+        </w:rPr>
+        <w:t xml:space="preserve">$ENVIRONMENT_DIRECTORY/service </w:t>
+      </w:r>
+      <w:r>
+        <w:rPr>
+          <w:rFonts w:ascii="Calibri" w:hAnsi="Calibri" w:cs="Calibri"/>
+        </w:rPr>
+        <w:t xml:space="preserve">are distributed to the </w:t>
+      </w:r>
+      <w:r>
+        <w:rPr>
+          <w:rFonts w:ascii="Calibri" w:hAnsi="Calibri" w:cs="Calibri"/>
+          <w:i/>
+          <w:iCs/>
+        </w:rPr>
+        <w:t>Certifier service provider</w:t>
+      </w:r>
+      <w:r>
+        <w:rPr>
+          <w:rFonts w:ascii="Calibri" w:hAnsi="Calibri" w:cs="Calibri"/>
+        </w:rPr>
+        <w:t xml:space="preserve">; optionally, the </w:t>
+      </w:r>
+      <w:r>
+        <w:rPr>
+          <w:rFonts w:ascii="Courier New" w:hAnsi="Courier New" w:cs="Courier New"/>
+        </w:rPr>
+        <w:t>$ENVIRONMENT_DIRECTORY</w:t>
+      </w:r>
+      <w:r>
+        <w:rPr>
+          <w:rFonts w:ascii="Calibri" w:hAnsi="Calibri" w:cs="Calibri"/>
+        </w:rPr>
+        <w:t xml:space="preserve"> may contain </w:t>
+      </w:r>
+      <w:proofErr w:type="spellStart"/>
+      <w:r>
+        <w:rPr>
+          <w:rFonts w:ascii="Calibri" w:hAnsi="Calibri" w:cs="Calibri"/>
+          <w:i/>
+          <w:iCs/>
+        </w:rPr>
+        <w:t>simpleserver</w:t>
+      </w:r>
+      <w:proofErr w:type="spellEnd"/>
+      <w:r>
+        <w:rPr>
+          <w:rFonts w:ascii="Calibri" w:hAnsi="Calibri" w:cs="Calibri"/>
+        </w:rPr>
+        <w:t xml:space="preserve">, but it need not provided </w:t>
+      </w:r>
+      <w:proofErr w:type="spellStart"/>
+      <w:r>
+        <w:rPr>
+          <w:rFonts w:ascii="Calibri" w:hAnsi="Calibri" w:cs="Calibri"/>
+          <w:i/>
+          <w:iCs/>
+        </w:rPr>
+        <w:t>simpleserver</w:t>
+      </w:r>
+      <w:proofErr w:type="spellEnd"/>
+      <w:r>
+        <w:rPr>
+          <w:rFonts w:ascii="Calibri" w:hAnsi="Calibri" w:cs="Calibri"/>
         </w:rPr>
         <w:t xml:space="preserve"> </w:t>
       </w:r>
@@ -569,63 +1011,51 @@
         <w:rPr>
           <w:rFonts w:ascii="Calibri" w:hAnsi="Calibri" w:cs="Calibri"/>
         </w:rPr>
-        <w:t>from source files.  The developer includes the policy key certificate in the image</w:t>
-      </w:r>
-      <w:r>
-        <w:rPr>
-          <w:rFonts w:ascii="Calibri" w:hAnsi="Calibri" w:cs="Calibri"/>
-        </w:rPr>
-        <w:t xml:space="preserve"> to bind the policy to the app; this is obtained from the </w:t>
-      </w:r>
-      <w:r>
-        <w:rPr>
-          <w:rFonts w:ascii="Calibri" w:hAnsi="Calibri" w:cs="Calibri"/>
-          <w:i/>
-          <w:iCs/>
-        </w:rPr>
-        <w:t>Security domain administrator</w:t>
-      </w:r>
-      <w:r>
-        <w:rPr>
-          <w:rFonts w:ascii="Calibri" w:hAnsi="Calibri" w:cs="Calibri"/>
-        </w:rPr>
-        <w:t>.</w:t>
-      </w:r>
-    </w:p>
-    <w:p>
-      <w:pPr>
-        <w:spacing w:after="0" w:line="240" w:lineRule="auto"/>
-        <w:rPr>
-          <w:rFonts w:ascii="Calibri" w:hAnsi="Calibri" w:cs="Calibri"/>
-        </w:rPr>
-      </w:pPr>
-    </w:p>
-    <w:p>
-      <w:pPr>
-        <w:spacing w:after="0" w:line="240" w:lineRule="auto"/>
-        <w:rPr>
-          <w:rFonts w:ascii="Courier New" w:hAnsi="Courier New" w:cs="Courier New"/>
-          <w:sz w:val="22"/>
-          <w:szCs w:val="22"/>
-        </w:rPr>
-      </w:pPr>
-      <w:r>
-        <w:rPr>
-          <w:rFonts w:ascii="Calibri" w:hAnsi="Calibri" w:cs="Calibri"/>
-        </w:rPr>
-        <w:t xml:space="preserve">The </w:t>
-      </w:r>
-      <w:r>
-        <w:rPr>
-          <w:rFonts w:ascii="Calibri" w:hAnsi="Calibri" w:cs="Calibri"/>
-          <w:i/>
-          <w:iCs/>
-        </w:rPr>
-        <w:t>Security domain administrator</w:t>
-      </w:r>
-      <w:r>
-        <w:rPr>
-          <w:rFonts w:ascii="Calibri" w:hAnsi="Calibri" w:cs="Calibri"/>
+        <w:t xml:space="preserve">is installed in some binary directory that can be accessed.  The </w:t>
+      </w:r>
+      <w:r>
+        <w:rPr>
+          <w:rFonts w:ascii="Calibri" w:hAnsi="Calibri" w:cs="Calibri"/>
+          <w:i/>
+          <w:iCs/>
+        </w:rPr>
+        <w:t xml:space="preserve">Certifier service provider </w:t>
+      </w:r>
+      <w:r>
+        <w:rPr>
+          <w:rFonts w:ascii="Calibri" w:hAnsi="Calibri" w:cs="Calibri"/>
+        </w:rPr>
+        <w:t xml:space="preserve">should not receive the </w:t>
+      </w:r>
+      <w:r>
+        <w:rPr>
+          <w:rFonts w:ascii="Courier New" w:hAnsi="Courier New" w:cs="Courier New"/>
+        </w:rPr>
+        <w:t>$ENVIRONMENT_DIRECTORY/</w:t>
+      </w:r>
+      <w:proofErr w:type="spellStart"/>
+      <w:r>
+        <w:rPr>
+          <w:rFonts w:ascii="Courier New" w:hAnsi="Courier New" w:cs="Courier New"/>
+        </w:rPr>
+        <w:t>app_data</w:t>
+      </w:r>
+      <w:proofErr w:type="spellEnd"/>
+      <w:r>
+        <w:rPr>
+          <w:rFonts w:ascii="Calibri" w:hAnsi="Calibri" w:cs="Calibri"/>
+        </w:rPr>
+        <w:t xml:space="preserve"> or the </w:t>
+      </w:r>
+      <w:r>
+        <w:rPr>
+          <w:rFonts w:ascii="Courier New" w:hAnsi="Courier New" w:cs="Courier New"/>
+        </w:rPr>
+        <w:t>$ENVIRONMENT_DIRECTORY/provisioning</w:t>
+      </w:r>
+      <w:r>
+        <w:rPr>
+          <w:rFonts w:ascii="Courier New" w:hAnsi="Courier New" w:cs="Courier New"/>
         </w:rPr>
         <w:t xml:space="preserve"> </w:t>
       </w:r>
@@ -633,718 +1063,142 @@
         <w:rPr>
           <w:rFonts w:ascii="Calibri" w:hAnsi="Calibri" w:cs="Calibri"/>
         </w:rPr>
-        <w:t>generates key files</w:t>
-      </w:r>
-      <w:r>
-        <w:rPr>
-          <w:rFonts w:ascii="Calibri" w:hAnsi="Calibri" w:cs="Calibri"/>
-        </w:rPr>
-        <w:t>, certs</w:t>
-      </w:r>
-      <w:r>
-        <w:rPr>
-          <w:rFonts w:ascii="Calibri" w:hAnsi="Calibri" w:cs="Calibri"/>
-        </w:rPr>
-        <w:t xml:space="preserve"> and policy.  These files are stored in </w:t>
-      </w:r>
-      <w:r>
-        <w:rPr>
-          <w:rFonts w:ascii="Courier New" w:hAnsi="Courier New" w:cs="Courier New"/>
-          <w:sz w:val="22"/>
-          <w:szCs w:val="22"/>
+        <w:t>directories.</w:t>
+      </w:r>
+    </w:p>
+    <w:p>
+      <w:pPr>
+        <w:spacing w:after="0" w:line="240" w:lineRule="auto"/>
+        <w:rPr>
+          <w:rFonts w:ascii="Calibri" w:hAnsi="Calibri" w:cs="Calibri"/>
+        </w:rPr>
+      </w:pPr>
+    </w:p>
+    <w:p>
+      <w:pPr>
+        <w:spacing w:after="0" w:line="240" w:lineRule="auto"/>
+        <w:rPr>
+          <w:rFonts w:ascii="Calibri" w:hAnsi="Calibri" w:cs="Calibri"/>
+        </w:rPr>
+      </w:pPr>
+      <w:r>
+        <w:rPr>
+          <w:rFonts w:ascii="Calibri" w:hAnsi="Calibri" w:cs="Calibri"/>
+        </w:rPr>
+        <w:t>Th</w:t>
+      </w:r>
+      <w:r>
+        <w:rPr>
+          <w:rFonts w:ascii="Calibri" w:hAnsi="Calibri" w:cs="Calibri"/>
+        </w:rPr>
+        <w:t xml:space="preserve">e deployment package for the </w:t>
+      </w:r>
+      <w:r>
+        <w:rPr>
+          <w:rFonts w:ascii="Calibri" w:hAnsi="Calibri" w:cs="Calibri"/>
+          <w:i/>
+          <w:iCs/>
+        </w:rPr>
+        <w:t xml:space="preserve">User in a deployed environment </w:t>
+      </w:r>
+      <w:r>
+        <w:rPr>
+          <w:rFonts w:ascii="Calibri" w:hAnsi="Calibri" w:cs="Calibri"/>
+        </w:rPr>
+        <w:t>can place the executable</w:t>
+      </w:r>
+      <w:r>
+        <w:rPr>
+          <w:rFonts w:ascii="Calibri" w:hAnsi="Calibri" w:cs="Calibri"/>
+        </w:rPr>
+        <w:t>s</w:t>
+      </w:r>
+      <w:r>
+        <w:rPr>
+          <w:rFonts w:ascii="Calibri" w:hAnsi="Calibri" w:cs="Calibri"/>
+        </w:rPr>
+        <w:t xml:space="preserve"> anywhere but </w:t>
+      </w:r>
+      <w:r>
+        <w:rPr>
+          <w:rFonts w:ascii="Courier New" w:hAnsi="Courier New" w:cs="Courier New"/>
         </w:rPr>
         <w:t>$ENVIRONMENT_DIRECTORY</w:t>
       </w:r>
       <w:r>
         <w:rPr>
-          <w:rFonts w:ascii="Courier New" w:hAnsi="Courier New" w:cs="Courier New"/>
-          <w:sz w:val="22"/>
-          <w:szCs w:val="22"/>
-        </w:rPr>
-        <w:t>/provisioning</w:t>
-      </w:r>
-      <w:r>
-        <w:rPr>
-          <w:rFonts w:ascii="Calibri" w:hAnsi="Calibri" w:cs="Calibri"/>
-        </w:rPr>
-        <w:t xml:space="preserve"> as they are generated.  When packaging for distribution to a deployed user or certifier service provider, the </w:t>
-      </w:r>
-      <w:r>
-        <w:rPr>
-          <w:rFonts w:ascii="Calibri" w:hAnsi="Calibri" w:cs="Calibri"/>
-          <w:i/>
-          <w:iCs/>
-        </w:rPr>
-        <w:t>Security domain administrator</w:t>
-      </w:r>
-      <w:r>
-        <w:rPr>
-          <w:rFonts w:ascii="Calibri" w:hAnsi="Calibri" w:cs="Calibri"/>
-        </w:rPr>
-        <w:t xml:space="preserve"> copies the files needed by the certifier service into </w:t>
-      </w:r>
-      <w:r>
-        <w:rPr>
-          <w:rFonts w:ascii="Courier New" w:hAnsi="Courier New" w:cs="Courier New"/>
-          <w:sz w:val="22"/>
-          <w:szCs w:val="22"/>
+          <w:rFonts w:ascii="Calibri" w:hAnsi="Calibri" w:cs="Calibri"/>
+        </w:rPr>
+        <w:t xml:space="preserve"> is a convenient place.  During certification, </w:t>
+      </w:r>
+      <w:r>
+        <w:rPr>
+          <w:rFonts w:ascii="Courier New" w:hAnsi="Courier New" w:cs="Courier New"/>
+        </w:rPr>
+        <w:t>$ENVIRONMENT_DIRECTORY/</w:t>
+      </w:r>
+      <w:proofErr w:type="spellStart"/>
+      <w:r>
+        <w:rPr>
+          <w:rFonts w:ascii="Courier New" w:hAnsi="Courier New" w:cs="Courier New"/>
+        </w:rPr>
+        <w:t>app_data</w:t>
+      </w:r>
+      <w:proofErr w:type="spellEnd"/>
+      <w:r>
+        <w:rPr>
+          <w:rFonts w:ascii="Calibri" w:hAnsi="Calibri" w:cs="Calibri"/>
+        </w:rPr>
+        <w:t xml:space="preserve"> will contain the policy-store</w:t>
+      </w:r>
+      <w:r>
+        <w:rPr>
+          <w:rFonts w:ascii="Calibri" w:hAnsi="Calibri" w:cs="Calibri"/>
+        </w:rPr>
+        <w:t>,</w:t>
+      </w:r>
+      <w:r>
+        <w:rPr>
+          <w:rFonts w:ascii="Calibri" w:hAnsi="Calibri" w:cs="Calibri"/>
+        </w:rPr>
+        <w:t xml:space="preserve"> which protects application specific information in encry</w:t>
+      </w:r>
+      <w:r>
+        <w:rPr>
+          <w:rFonts w:ascii="Calibri" w:hAnsi="Calibri" w:cs="Calibri"/>
+        </w:rPr>
+        <w:t>pted form.</w:t>
+      </w:r>
+    </w:p>
+    <w:p>
+      <w:pPr>
+        <w:spacing w:after="0" w:line="240" w:lineRule="auto"/>
+        <w:rPr>
+          <w:rFonts w:ascii="Calibri" w:hAnsi="Calibri" w:cs="Calibri"/>
+        </w:rPr>
+      </w:pPr>
+    </w:p>
+    <w:p>
+      <w:pPr>
+        <w:spacing w:after="0" w:line="240" w:lineRule="auto"/>
+        <w:rPr>
+          <w:rFonts w:ascii="Calibri" w:hAnsi="Calibri" w:cs="Calibri"/>
+        </w:rPr>
+      </w:pPr>
+      <w:r>
+        <w:rPr>
+          <w:rFonts w:ascii="Calibri" w:hAnsi="Calibri" w:cs="Calibri"/>
+        </w:rPr>
+        <w:t xml:space="preserve">As a reminder, as deployed, the </w:t>
+      </w:r>
+      <w:r>
+        <w:rPr>
+          <w:rFonts w:ascii="Courier New" w:hAnsi="Courier New" w:cs="Courier New"/>
         </w:rPr>
         <w:t>$ENVIRONMENT_DIRECTORY</w:t>
       </w:r>
       <w:r>
         <w:rPr>
-          <w:rFonts w:ascii="Courier New" w:hAnsi="Courier New" w:cs="Courier New"/>
-          <w:sz w:val="22"/>
-          <w:szCs w:val="22"/>
-        </w:rPr>
-        <w:t>/service</w:t>
-      </w:r>
-      <w:r>
-        <w:rPr>
-          <w:rFonts w:ascii="Calibri" w:hAnsi="Calibri" w:cs="Calibri"/>
-        </w:rPr>
-        <w:t xml:space="preserve"> and </w:t>
-      </w:r>
-      <w:r>
-        <w:rPr>
-          <w:rFonts w:ascii="Calibri" w:hAnsi="Calibri" w:cs="Calibri"/>
-        </w:rPr>
-        <w:lastRenderedPageBreak/>
-        <w:t>the files needed by the deployed application into it</w:t>
-      </w:r>
-      <w:r>
-        <w:rPr>
-          <w:rFonts w:ascii="Calibri" w:hAnsi="Calibri" w:cs="Calibri"/>
-        </w:rPr>
-        <w:t>s</w:t>
-      </w:r>
-      <w:r>
-        <w:rPr>
-          <w:rFonts w:ascii="Calibri" w:hAnsi="Calibri" w:cs="Calibri"/>
-        </w:rPr>
-        <w:t xml:space="preserve"> application file directory, typically, </w:t>
-      </w:r>
-      <w:r>
-        <w:rPr>
-          <w:rFonts w:ascii="Courier New" w:hAnsi="Courier New" w:cs="Courier New"/>
-          <w:sz w:val="22"/>
-          <w:szCs w:val="22"/>
-        </w:rPr>
-        <w:t>$ENVIRONMENT_DIRECTORY</w:t>
-      </w:r>
-      <w:r>
-        <w:rPr>
-          <w:rFonts w:ascii="Courier New" w:hAnsi="Courier New" w:cs="Courier New"/>
-          <w:sz w:val="22"/>
-          <w:szCs w:val="22"/>
-        </w:rPr>
-        <w:t>/</w:t>
-      </w:r>
-      <w:proofErr w:type="spellStart"/>
-      <w:r>
-        <w:rPr>
-          <w:rFonts w:ascii="Courier New" w:hAnsi="Courier New" w:cs="Courier New"/>
-          <w:sz w:val="22"/>
-          <w:szCs w:val="22"/>
-        </w:rPr>
-        <w:t>app_data</w:t>
-      </w:r>
-      <w:proofErr w:type="spellEnd"/>
-      <w:r>
-        <w:rPr>
-          <w:rFonts w:ascii="Courier New" w:hAnsi="Courier New" w:cs="Courier New"/>
-          <w:sz w:val="22"/>
-          <w:szCs w:val="22"/>
-        </w:rPr>
-        <w:t xml:space="preserve">. </w:t>
-      </w:r>
-    </w:p>
-    <w:p>
-      <w:pPr>
-        <w:spacing w:after="0" w:line="240" w:lineRule="auto"/>
-        <w:rPr>
-          <w:rFonts w:ascii="Courier New" w:hAnsi="Courier New" w:cs="Courier New"/>
-          <w:sz w:val="22"/>
-          <w:szCs w:val="22"/>
-        </w:rPr>
-      </w:pPr>
-    </w:p>
-    <w:p>
-      <w:pPr>
-        <w:spacing w:after="0" w:line="240" w:lineRule="auto"/>
-        <w:rPr>
-          <w:rFonts w:ascii="Calibri" w:hAnsi="Calibri" w:cs="Calibri"/>
-        </w:rPr>
-      </w:pPr>
-      <w:r>
-        <w:rPr>
-          <w:rFonts w:ascii="Calibri" w:hAnsi="Calibri" w:cs="Calibri"/>
-        </w:rPr>
-        <w:t>Most of the application examples</w:t>
-      </w:r>
-      <w:r>
-        <w:rPr>
-          <w:rFonts w:ascii="Calibri" w:hAnsi="Calibri" w:cs="Calibri"/>
-        </w:rPr>
-        <w:t>,</w:t>
-      </w:r>
-      <w:r>
-        <w:rPr>
-          <w:rFonts w:ascii="Calibri" w:hAnsi="Calibri" w:cs="Calibri"/>
-        </w:rPr>
-        <w:t xml:space="preserve"> </w:t>
-      </w:r>
-      <w:proofErr w:type="gramStart"/>
-      <w:r>
-        <w:rPr>
-          <w:rFonts w:ascii="Calibri" w:hAnsi="Calibri" w:cs="Calibri"/>
-        </w:rPr>
-        <w:t>actually have</w:t>
-      </w:r>
-      <w:proofErr w:type="gramEnd"/>
-      <w:r>
-        <w:rPr>
-          <w:rFonts w:ascii="Calibri" w:hAnsi="Calibri" w:cs="Calibri"/>
-        </w:rPr>
-        <w:t xml:space="preserve"> two app directories, one for the app acting as a client for the example secure channel and one acting as the server for the example secure channel.  The </w:t>
-      </w:r>
-      <w:r>
-        <w:rPr>
-          <w:rFonts w:ascii="Calibri" w:hAnsi="Calibri" w:cs="Calibri"/>
-          <w:i/>
-          <w:iCs/>
-        </w:rPr>
-        <w:t>Security domain administrator</w:t>
-      </w:r>
-      <w:r>
-        <w:rPr>
-          <w:rFonts w:ascii="Calibri" w:hAnsi="Calibri" w:cs="Calibri"/>
-        </w:rPr>
-        <w:t xml:space="preserve"> only packages the application executable (which can be anywhere on the executable path but can reasonably remain in </w:t>
-      </w:r>
-      <w:r>
-        <w:rPr>
-          <w:rFonts w:ascii="Courier New" w:hAnsi="Courier New" w:cs="Courier New"/>
-          <w:sz w:val="22"/>
-          <w:szCs w:val="22"/>
-        </w:rPr>
-        <w:t>$ENVIRONMENT_DIRECTORY</w:t>
-      </w:r>
-      <w:r>
-        <w:rPr>
-          <w:rFonts w:ascii="Calibri" w:hAnsi="Calibri" w:cs="Calibri"/>
-        </w:rPr>
-        <w:t xml:space="preserve">) and the </w:t>
-      </w:r>
-      <w:proofErr w:type="spellStart"/>
-      <w:r>
-        <w:rPr>
-          <w:rFonts w:ascii="Calibri" w:hAnsi="Calibri" w:cs="Calibri"/>
-          <w:i/>
-          <w:iCs/>
-        </w:rPr>
-        <w:t>app_data</w:t>
-      </w:r>
-      <w:proofErr w:type="spellEnd"/>
-      <w:r>
-        <w:rPr>
-          <w:rFonts w:ascii="Calibri" w:hAnsi="Calibri" w:cs="Calibri"/>
-        </w:rPr>
-        <w:t xml:space="preserve"> subdirectory which has some pre-determined files (like the simulated environment keys)</w:t>
-      </w:r>
-      <w:r>
-        <w:rPr>
-          <w:rStyle w:val="FootnoteReference"/>
-          <w:rFonts w:ascii="Calibri" w:hAnsi="Calibri" w:cs="Calibri"/>
-        </w:rPr>
-        <w:footnoteReference w:id="1"/>
-      </w:r>
-      <w:r>
-        <w:rPr>
-          <w:rFonts w:ascii="Calibri" w:hAnsi="Calibri" w:cs="Calibri"/>
-        </w:rPr>
-        <w:t>.  During installation</w:t>
-      </w:r>
-      <w:r>
-        <w:rPr>
-          <w:rFonts w:ascii="Calibri" w:hAnsi="Calibri" w:cs="Calibri"/>
-        </w:rPr>
-        <w:t xml:space="preserve"> and operation</w:t>
-      </w:r>
-      <w:r>
-        <w:rPr>
-          <w:rFonts w:ascii="Calibri" w:hAnsi="Calibri" w:cs="Calibri"/>
-        </w:rPr>
-        <w:t xml:space="preserve">, in the style of MAC application configuration, the </w:t>
-      </w:r>
-      <w:proofErr w:type="spellStart"/>
-      <w:r>
-        <w:rPr>
-          <w:rFonts w:ascii="Calibri" w:hAnsi="Calibri" w:cs="Calibri"/>
-          <w:i/>
-          <w:iCs/>
-        </w:rPr>
-        <w:t>app_data</w:t>
-      </w:r>
-      <w:proofErr w:type="spellEnd"/>
-      <w:r>
-        <w:rPr>
-          <w:rFonts w:ascii="Calibri" w:hAnsi="Calibri" w:cs="Calibri"/>
-        </w:rPr>
-        <w:t xml:space="preserve"> subdirectory will also get thing</w:t>
-      </w:r>
-      <w:r>
-        <w:rPr>
-          <w:rFonts w:ascii="Calibri" w:hAnsi="Calibri" w:cs="Calibri"/>
-        </w:rPr>
-        <w:t>s</w:t>
-      </w:r>
-      <w:r>
-        <w:rPr>
-          <w:rFonts w:ascii="Calibri" w:hAnsi="Calibri" w:cs="Calibri"/>
-        </w:rPr>
-        <w:t xml:space="preserve"> like machine certs, for example, the </w:t>
-      </w:r>
-      <w:r>
-        <w:rPr>
-          <w:rFonts w:ascii="Calibri" w:hAnsi="Calibri" w:cs="Calibri"/>
-        </w:rPr>
-        <w:t xml:space="preserve">ARK, ASK, and VCERT certs on </w:t>
-      </w:r>
-      <w:proofErr w:type="spellStart"/>
-      <w:r>
-        <w:rPr>
-          <w:rFonts w:ascii="Calibri" w:hAnsi="Calibri" w:cs="Calibri"/>
-        </w:rPr>
-        <w:t>sev.</w:t>
-      </w:r>
-      <w:proofErr w:type="spellEnd"/>
-    </w:p>
-    <w:p>
-      <w:pPr>
-        <w:spacing w:after="0" w:line="240" w:lineRule="auto"/>
-        <w:rPr>
-          <w:rFonts w:ascii="Calibri" w:hAnsi="Calibri" w:cs="Calibri"/>
-        </w:rPr>
-      </w:pPr>
-    </w:p>
-    <w:p>
-      <w:pPr>
-        <w:spacing w:after="0" w:line="240" w:lineRule="auto"/>
-        <w:rPr>
-          <w:rFonts w:ascii="Calibri" w:hAnsi="Calibri" w:cs="Calibri"/>
-        </w:rPr>
-      </w:pPr>
-      <w:r>
-        <w:rPr>
-          <w:rFonts w:ascii="Calibri" w:hAnsi="Calibri" w:cs="Calibri"/>
-        </w:rPr>
-        <w:t xml:space="preserve">The files deployed to the </w:t>
-      </w:r>
-      <w:r>
-        <w:rPr>
-          <w:rFonts w:ascii="Calibri" w:hAnsi="Calibri" w:cs="Calibri"/>
-          <w:i/>
-          <w:iCs/>
-        </w:rPr>
-        <w:t>User in a deployed environment</w:t>
-      </w:r>
-      <w:r>
-        <w:rPr>
-          <w:rFonts w:ascii="Calibri" w:hAnsi="Calibri" w:cs="Calibri"/>
-          <w:i/>
-          <w:iCs/>
-        </w:rPr>
-        <w:t xml:space="preserve"> </w:t>
-      </w:r>
-      <w:r>
-        <w:rPr>
-          <w:rFonts w:ascii="Calibri" w:hAnsi="Calibri" w:cs="Calibri"/>
-        </w:rPr>
-        <w:t xml:space="preserve">never includes the files in the </w:t>
-      </w:r>
-      <w:r>
-        <w:rPr>
-          <w:rFonts w:ascii="Courier New" w:hAnsi="Courier New" w:cs="Courier New"/>
-          <w:sz w:val="22"/>
-          <w:szCs w:val="22"/>
-        </w:rPr>
-        <w:t>$ENVIRONMENT_DIRECTORY</w:t>
-      </w:r>
-      <w:r>
-        <w:rPr>
-          <w:rFonts w:ascii="Courier New" w:hAnsi="Courier New" w:cs="Courier New"/>
-          <w:sz w:val="22"/>
-          <w:szCs w:val="22"/>
-        </w:rPr>
-        <w:t>/</w:t>
-      </w:r>
-      <w:r>
-        <w:rPr>
-          <w:rFonts w:ascii="Courier New" w:hAnsi="Courier New" w:cs="Courier New"/>
-          <w:sz w:val="22"/>
-          <w:szCs w:val="22"/>
-        </w:rPr>
-        <w:t>provisioning</w:t>
-      </w:r>
-      <w:r>
-        <w:rPr>
-          <w:rFonts w:ascii="Calibri" w:hAnsi="Calibri" w:cs="Calibri"/>
-        </w:rPr>
-        <w:t xml:space="preserve"> directory or the </w:t>
-      </w:r>
-      <w:r>
-        <w:rPr>
-          <w:rFonts w:ascii="Courier New" w:hAnsi="Courier New" w:cs="Courier New"/>
-          <w:sz w:val="22"/>
-          <w:szCs w:val="22"/>
-        </w:rPr>
-        <w:t>$ENVIRONMENT_DIRECTORY</w:t>
-      </w:r>
-      <w:r>
-        <w:rPr>
-          <w:rFonts w:ascii="Courier New" w:hAnsi="Courier New" w:cs="Courier New"/>
-          <w:sz w:val="22"/>
-          <w:szCs w:val="22"/>
-        </w:rPr>
-        <w:t>/service</w:t>
-      </w:r>
-      <w:r>
-        <w:rPr>
-          <w:rFonts w:ascii="Calibri" w:hAnsi="Calibri" w:cs="Calibri"/>
-        </w:rPr>
-        <w:t xml:space="preserve"> directory; indeed, these have unprotected versions of the private policy key and distributing them completely violates the security promise.  </w:t>
-      </w:r>
-    </w:p>
-    <w:p>
-      <w:pPr>
-        <w:spacing w:after="0" w:line="240" w:lineRule="auto"/>
-        <w:rPr>
-          <w:rFonts w:ascii="Calibri" w:hAnsi="Calibri" w:cs="Calibri"/>
-        </w:rPr>
-      </w:pPr>
-    </w:p>
-    <w:p>
-      <w:pPr>
-        <w:spacing w:after="0" w:line="240" w:lineRule="auto"/>
-        <w:rPr>
-          <w:rFonts w:ascii="Calibri" w:hAnsi="Calibri" w:cs="Calibri"/>
-        </w:rPr>
-      </w:pPr>
-      <w:r>
-        <w:rPr>
-          <w:rFonts w:ascii="Calibri" w:hAnsi="Calibri" w:cs="Calibri"/>
-        </w:rPr>
-        <w:t xml:space="preserve">The files in the </w:t>
-      </w:r>
-      <w:r>
-        <w:rPr>
-          <w:rFonts w:ascii="Courier New" w:hAnsi="Courier New" w:cs="Courier New"/>
-          <w:sz w:val="22"/>
-          <w:szCs w:val="22"/>
-        </w:rPr>
-        <w:t>$ENVIRONMENT_DIRECTORY</w:t>
-      </w:r>
-      <w:r>
-        <w:rPr>
-          <w:rFonts w:ascii="Courier New" w:hAnsi="Courier New" w:cs="Courier New"/>
-          <w:sz w:val="22"/>
-          <w:szCs w:val="22"/>
-        </w:rPr>
-        <w:t xml:space="preserve">/service </w:t>
-      </w:r>
-      <w:r>
-        <w:rPr>
-          <w:rFonts w:ascii="Calibri" w:hAnsi="Calibri" w:cs="Calibri"/>
-        </w:rPr>
-        <w:t xml:space="preserve">are distributed to the </w:t>
-      </w:r>
-      <w:r>
-        <w:rPr>
-          <w:rFonts w:ascii="Calibri" w:hAnsi="Calibri" w:cs="Calibri"/>
-          <w:i/>
-          <w:iCs/>
-        </w:rPr>
-        <w:t>Certifier service provider</w:t>
-      </w:r>
-      <w:r>
-        <w:rPr>
-          <w:rFonts w:ascii="Calibri" w:hAnsi="Calibri" w:cs="Calibri"/>
-        </w:rPr>
-        <w:t xml:space="preserve">; optionally, the </w:t>
-      </w:r>
-      <w:r>
-        <w:rPr>
-          <w:rFonts w:ascii="Courier New" w:hAnsi="Courier New" w:cs="Courier New"/>
-          <w:sz w:val="22"/>
-          <w:szCs w:val="22"/>
-        </w:rPr>
-        <w:t>$ENVIRONMENT_DIRECTORY</w:t>
-      </w:r>
-      <w:r>
-        <w:rPr>
-          <w:rFonts w:ascii="Calibri" w:hAnsi="Calibri" w:cs="Calibri"/>
-        </w:rPr>
-        <w:t xml:space="preserve"> may contain </w:t>
-      </w:r>
-      <w:proofErr w:type="spellStart"/>
-      <w:r>
-        <w:rPr>
-          <w:rFonts w:ascii="Calibri" w:hAnsi="Calibri" w:cs="Calibri"/>
-          <w:i/>
-          <w:iCs/>
-        </w:rPr>
-        <w:t>simpleserver</w:t>
-      </w:r>
-      <w:proofErr w:type="spellEnd"/>
-      <w:r>
-        <w:rPr>
-          <w:rFonts w:ascii="Calibri" w:hAnsi="Calibri" w:cs="Calibri"/>
-        </w:rPr>
-        <w:t xml:space="preserve">, but it need not provided </w:t>
-      </w:r>
-      <w:proofErr w:type="spellStart"/>
-      <w:r>
-        <w:rPr>
-          <w:rFonts w:ascii="Calibri" w:hAnsi="Calibri" w:cs="Calibri"/>
-          <w:i/>
-          <w:iCs/>
-        </w:rPr>
-        <w:t>simpleserver</w:t>
-      </w:r>
-      <w:proofErr w:type="spellEnd"/>
-      <w:r>
-        <w:rPr>
-          <w:rFonts w:ascii="Calibri" w:hAnsi="Calibri" w:cs="Calibri"/>
-        </w:rPr>
-        <w:t xml:space="preserve"> </w:t>
-      </w:r>
-      <w:r>
-        <w:rPr>
-          <w:rFonts w:ascii="Calibri" w:hAnsi="Calibri" w:cs="Calibri"/>
-        </w:rPr>
-        <w:t xml:space="preserve">is installed in some binary directory that can be accessed.  The </w:t>
-      </w:r>
-      <w:r>
-        <w:rPr>
-          <w:rFonts w:ascii="Calibri" w:hAnsi="Calibri" w:cs="Calibri"/>
-          <w:i/>
-          <w:iCs/>
-        </w:rPr>
-        <w:t>Certifier service provider</w:t>
-      </w:r>
-      <w:r>
-        <w:rPr>
-          <w:rFonts w:ascii="Calibri" w:hAnsi="Calibri" w:cs="Calibri"/>
-          <w:i/>
-          <w:iCs/>
-        </w:rPr>
-        <w:t xml:space="preserve"> </w:t>
-      </w:r>
-      <w:r>
-        <w:rPr>
-          <w:rFonts w:ascii="Calibri" w:hAnsi="Calibri" w:cs="Calibri"/>
-        </w:rPr>
-        <w:t xml:space="preserve">should not receive the </w:t>
-      </w:r>
-      <w:r>
-        <w:rPr>
-          <w:rFonts w:ascii="Courier New" w:hAnsi="Courier New" w:cs="Courier New"/>
-          <w:sz w:val="22"/>
-          <w:szCs w:val="22"/>
-        </w:rPr>
-        <w:t>$ENVIRONMENT_DIRECTORY</w:t>
-      </w:r>
-      <w:r>
-        <w:rPr>
-          <w:rFonts w:ascii="Courier New" w:hAnsi="Courier New" w:cs="Courier New"/>
-          <w:sz w:val="22"/>
-          <w:szCs w:val="22"/>
-        </w:rPr>
-        <w:t>/</w:t>
-      </w:r>
-      <w:proofErr w:type="spellStart"/>
-      <w:r>
-        <w:rPr>
-          <w:rFonts w:ascii="Courier New" w:hAnsi="Courier New" w:cs="Courier New"/>
-          <w:sz w:val="22"/>
-          <w:szCs w:val="22"/>
-        </w:rPr>
-        <w:t>app_data</w:t>
-      </w:r>
-      <w:proofErr w:type="spellEnd"/>
-      <w:r>
-        <w:rPr>
-          <w:rFonts w:ascii="Calibri" w:hAnsi="Calibri" w:cs="Calibri"/>
-        </w:rPr>
-        <w:t xml:space="preserve"> or the </w:t>
-      </w:r>
-      <w:r>
-        <w:rPr>
-          <w:rFonts w:ascii="Courier New" w:hAnsi="Courier New" w:cs="Courier New"/>
-          <w:sz w:val="22"/>
-          <w:szCs w:val="22"/>
-        </w:rPr>
-        <w:t>$ENVIRONMENT_DIRECTORY</w:t>
-      </w:r>
-      <w:r>
-        <w:rPr>
-          <w:rFonts w:ascii="Courier New" w:hAnsi="Courier New" w:cs="Courier New"/>
-          <w:sz w:val="22"/>
-          <w:szCs w:val="22"/>
-        </w:rPr>
-        <w:t xml:space="preserve">/provisioning </w:t>
-      </w:r>
-      <w:r>
-        <w:rPr>
-          <w:rFonts w:ascii="Calibri" w:hAnsi="Calibri" w:cs="Calibri"/>
-        </w:rPr>
-        <w:t>directories.</w:t>
-      </w:r>
-    </w:p>
-    <w:p>
-      <w:pPr>
-        <w:spacing w:after="0" w:line="240" w:lineRule="auto"/>
-        <w:rPr>
-          <w:rFonts w:ascii="Calibri" w:hAnsi="Calibri" w:cs="Calibri"/>
-        </w:rPr>
-      </w:pPr>
-    </w:p>
-    <w:p>
-      <w:pPr>
-        <w:spacing w:after="0" w:line="240" w:lineRule="auto"/>
-        <w:rPr>
-          <w:rFonts w:ascii="Calibri" w:hAnsi="Calibri" w:cs="Calibri"/>
-        </w:rPr>
-      </w:pPr>
-      <w:r>
-        <w:rPr>
-          <w:rFonts w:ascii="Calibri" w:hAnsi="Calibri" w:cs="Calibri"/>
-        </w:rPr>
-        <w:t xml:space="preserve">As with the </w:t>
-      </w:r>
-      <w:proofErr w:type="spellStart"/>
-      <w:r>
-        <w:rPr>
-          <w:rFonts w:ascii="Calibri" w:hAnsi="Calibri" w:cs="Calibri"/>
-          <w:i/>
-          <w:iCs/>
-        </w:rPr>
-        <w:t>simpleserver</w:t>
-      </w:r>
-      <w:proofErr w:type="spellEnd"/>
-      <w:r>
-        <w:rPr>
-          <w:rFonts w:ascii="Calibri" w:hAnsi="Calibri" w:cs="Calibri"/>
-        </w:rPr>
-        <w:t xml:space="preserve">, the deployment package for the </w:t>
-      </w:r>
-      <w:r>
-        <w:rPr>
-          <w:rFonts w:ascii="Calibri" w:hAnsi="Calibri" w:cs="Calibri"/>
-          <w:i/>
-          <w:iCs/>
-        </w:rPr>
-        <w:t>User in a deployed environment</w:t>
-      </w:r>
-      <w:r>
-        <w:rPr>
-          <w:rFonts w:ascii="Calibri" w:hAnsi="Calibri" w:cs="Calibri"/>
-          <w:i/>
-          <w:iCs/>
-        </w:rPr>
-        <w:t xml:space="preserve"> </w:t>
-      </w:r>
-      <w:r>
-        <w:rPr>
-          <w:rFonts w:ascii="Calibri" w:hAnsi="Calibri" w:cs="Calibri"/>
-        </w:rPr>
-        <w:t xml:space="preserve">can place the executable anywhere but </w:t>
-      </w:r>
-      <w:r>
-        <w:rPr>
-          <w:rFonts w:ascii="Courier New" w:hAnsi="Courier New" w:cs="Courier New"/>
-          <w:sz w:val="22"/>
-          <w:szCs w:val="22"/>
-        </w:rPr>
-        <w:t>$ENVIRONMENT_DIRECTORY</w:t>
-      </w:r>
-      <w:r>
-        <w:rPr>
-          <w:rFonts w:ascii="Calibri" w:hAnsi="Calibri" w:cs="Calibri"/>
-        </w:rPr>
-        <w:t xml:space="preserve"> is a convenient place.  During certification, </w:t>
-      </w:r>
-      <w:r>
-        <w:rPr>
-          <w:rFonts w:ascii="Courier New" w:hAnsi="Courier New" w:cs="Courier New"/>
-          <w:sz w:val="22"/>
-          <w:szCs w:val="22"/>
-        </w:rPr>
-        <w:t>$ENVIRONMENT_DIRECTORY</w:t>
-      </w:r>
-      <w:r>
-        <w:rPr>
-          <w:rFonts w:ascii="Courier New" w:hAnsi="Courier New" w:cs="Courier New"/>
-          <w:sz w:val="22"/>
-          <w:szCs w:val="22"/>
-        </w:rPr>
-        <w:t>/</w:t>
-      </w:r>
-      <w:proofErr w:type="spellStart"/>
-      <w:r>
-        <w:rPr>
-          <w:rFonts w:ascii="Courier New" w:hAnsi="Courier New" w:cs="Courier New"/>
-          <w:sz w:val="22"/>
-          <w:szCs w:val="22"/>
-        </w:rPr>
-        <w:t>app_data</w:t>
-      </w:r>
-      <w:proofErr w:type="spellEnd"/>
-      <w:r>
-        <w:rPr>
-          <w:rFonts w:ascii="Calibri" w:hAnsi="Calibri" w:cs="Calibri"/>
-        </w:rPr>
-        <w:t xml:space="preserve"> will contain the policy-store which protects application specific information in encry</w:t>
-      </w:r>
-      <w:r>
-        <w:rPr>
-          <w:rFonts w:ascii="Calibri" w:hAnsi="Calibri" w:cs="Calibri"/>
-        </w:rPr>
-        <w:t>pted form.</w:t>
-      </w:r>
-    </w:p>
-    <w:p>
-      <w:pPr>
-        <w:spacing w:after="0" w:line="240" w:lineRule="auto"/>
-        <w:rPr>
-          <w:rFonts w:ascii="Calibri" w:hAnsi="Calibri" w:cs="Calibri"/>
-        </w:rPr>
-      </w:pPr>
-    </w:p>
-    <w:p>
-      <w:pPr>
-        <w:spacing w:after="0" w:line="240" w:lineRule="auto"/>
-        <w:rPr>
-          <w:rFonts w:ascii="Calibri" w:hAnsi="Calibri" w:cs="Calibri"/>
-        </w:rPr>
-      </w:pPr>
-      <w:r>
-        <w:rPr>
-          <w:rFonts w:ascii="Calibri" w:hAnsi="Calibri" w:cs="Calibri"/>
-        </w:rPr>
-        <w:t xml:space="preserve">As a reminder, as deployed, the </w:t>
-      </w:r>
-      <w:r>
-        <w:rPr>
-          <w:rFonts w:ascii="Courier New" w:hAnsi="Courier New" w:cs="Courier New"/>
-          <w:sz w:val="22"/>
-          <w:szCs w:val="22"/>
-        </w:rPr>
-        <w:t>$ENVIRONMENT_DIRECTORY</w:t>
-      </w:r>
-      <w:r>
-        <w:rPr>
           <w:rFonts w:ascii="Calibri" w:hAnsi="Calibri" w:cs="Calibri"/>
         </w:rPr>
         <w:t xml:space="preserve"> need not be protected, just accessible.</w:t>
@@ -1358,8 +1212,6 @@
       <w:r>
         <w:rPr>
           <w:rFonts w:ascii="Courier New" w:hAnsi="Courier New" w:cs="Courier New"/>
-          <w:sz w:val="22"/>
-          <w:szCs w:val="22"/>
         </w:rPr>
         <w:t>$ENVIRONMENT_DIRECTORY</w:t>
       </w:r>
@@ -1415,7 +1267,19 @@
         <w:rPr>
           <w:rFonts w:ascii="Calibri" w:hAnsi="Calibri" w:cs="Calibri"/>
         </w:rPr>
-        <w:t xml:space="preserve">For VM’s. the story is very slightly different; the </w:t>
+        <w:t>For VM’s</w:t>
+      </w:r>
+      <w:r>
+        <w:rPr>
+          <w:rFonts w:ascii="Calibri" w:hAnsi="Calibri" w:cs="Calibri"/>
+        </w:rPr>
+        <w:t>,</w:t>
+      </w:r>
+      <w:r>
+        <w:rPr>
+          <w:rFonts w:ascii="Calibri" w:hAnsi="Calibri" w:cs="Calibri"/>
+        </w:rPr>
+        <w:t xml:space="preserve"> the story is very slightly different; the </w:t>
       </w:r>
       <w:r>
         <w:rPr>
@@ -1432,8 +1296,6 @@
       <w:r>
         <w:rPr>
           <w:rFonts w:ascii="Courier New" w:hAnsi="Courier New" w:cs="Courier New"/>
-          <w:sz w:val="22"/>
-          <w:szCs w:val="22"/>
         </w:rPr>
         <w:t>$ENVIRONMENT_DIRECTORY</w:t>
       </w:r>
@@ -1473,21 +1335,36 @@
           <w:i/>
           <w:iCs/>
         </w:rPr>
-        <w:t>Application developer</w:t>
-      </w:r>
-      <w:r>
-        <w:rPr>
-          <w:rFonts w:ascii="Calibri" w:hAnsi="Calibri" w:cs="Calibri"/>
-          <w:i/>
-          <w:iCs/>
-        </w:rPr>
-        <w:t xml:space="preserve"> </w:t>
-      </w:r>
-      <w:r>
-        <w:rPr>
-          <w:rFonts w:ascii="Calibri" w:hAnsi="Calibri" w:cs="Calibri"/>
-        </w:rPr>
-        <w:t xml:space="preserve">role on a VM.  The </w:t>
+        <w:t xml:space="preserve">Application developer </w:t>
+      </w:r>
+      <w:r>
+        <w:rPr>
+          <w:rFonts w:ascii="Calibri" w:hAnsi="Calibri" w:cs="Calibri"/>
+        </w:rPr>
+        <w:t>role on a VM.</w:t>
+      </w:r>
+    </w:p>
+    <w:p>
+      <w:pPr>
+        <w:spacing w:after="0" w:line="240" w:lineRule="auto"/>
+        <w:rPr>
+          <w:rFonts w:ascii="Calibri" w:hAnsi="Calibri" w:cs="Calibri"/>
+        </w:rPr>
+      </w:pPr>
+    </w:p>
+    <w:p>
+      <w:pPr>
+        <w:spacing w:after="0" w:line="240" w:lineRule="auto"/>
+        <w:rPr>
+          <w:rFonts w:ascii="Calibri" w:hAnsi="Calibri" w:cs="Calibri"/>
+        </w:rPr>
+      </w:pPr>
+      <w:r>
+        <w:rPr>
+          <w:rFonts w:ascii="Calibri" w:hAnsi="Calibri" w:cs="Calibri"/>
+        </w:rPr>
+        <w:lastRenderedPageBreak/>
+        <w:t xml:space="preserve">The </w:t>
       </w:r>
       <w:r>
         <w:rPr>
@@ -1542,7 +1419,6 @@
         <w:rPr>
           <w:rFonts w:ascii="Calibri" w:hAnsi="Calibri" w:cs="Calibri"/>
         </w:rPr>
-        <w:lastRenderedPageBreak/>
         <w:t>The executables for the certifier (</w:t>
       </w:r>
       <w:proofErr w:type="spellStart"/>
@@ -1578,16 +1454,12 @@
       <w:r>
         <w:rPr>
           <w:rFonts w:ascii="Courier New" w:hAnsi="Courier New" w:cs="Courier New"/>
-          <w:sz w:val="22"/>
-          <w:szCs w:val="22"/>
         </w:rPr>
         <w:t>$ENVIRONMENT_DIRECTORY</w:t>
       </w:r>
       <w:r>
         <w:rPr>
           <w:rFonts w:ascii="Courier New" w:hAnsi="Courier New" w:cs="Courier New"/>
-          <w:sz w:val="22"/>
-          <w:szCs w:val="22"/>
         </w:rPr>
         <w:t xml:space="preserve"> </w:t>
       </w:r>
@@ -1603,15 +1475,7 @@
           <w:i/>
           <w:iCs/>
         </w:rPr>
-        <w:t>Security domain administrator</w:t>
-      </w:r>
-      <w:r>
-        <w:rPr>
-          <w:rFonts w:ascii="Calibri" w:hAnsi="Calibri" w:cs="Calibri"/>
-          <w:i/>
-          <w:iCs/>
-        </w:rPr>
-        <w:t xml:space="preserve"> </w:t>
+        <w:t xml:space="preserve">Security domain administrator </w:t>
       </w:r>
       <w:r>
         <w:rPr>
@@ -1683,15 +1547,7 @@
           <w:i/>
           <w:iCs/>
         </w:rPr>
-        <w:t>User in a deployed environment</w:t>
-      </w:r>
-      <w:r>
-        <w:rPr>
-          <w:rFonts w:ascii="Calibri" w:hAnsi="Calibri" w:cs="Calibri"/>
-          <w:i/>
-          <w:iCs/>
-        </w:rPr>
-        <w:t>,</w:t>
+        <w:t>User in a deployed environment,</w:t>
       </w:r>
       <w:r>
         <w:rPr>
@@ -1702,8 +1558,6 @@
       <w:r>
         <w:rPr>
           <w:rFonts w:ascii="Courier New" w:hAnsi="Courier New" w:cs="Courier New"/>
-          <w:sz w:val="22"/>
-          <w:szCs w:val="22"/>
         </w:rPr>
         <w:t>$ENVIRONMENT_DIRECTORY</w:t>
       </w:r>
@@ -1722,25 +1576,13 @@
       <w:r>
         <w:rPr>
           <w:rFonts w:ascii="Courier New" w:hAnsi="Courier New" w:cs="Courier New"/>
-          <w:sz w:val="22"/>
-          <w:szCs w:val="22"/>
-        </w:rPr>
-        <w:t>$ENVIRONMENT_DIRECTORY</w:t>
-      </w:r>
-      <w:r>
-        <w:rPr>
-          <w:rFonts w:ascii="Courier New" w:hAnsi="Courier New" w:cs="Courier New"/>
-          <w:sz w:val="22"/>
-          <w:szCs w:val="22"/>
-        </w:rPr>
-        <w:t>/</w:t>
+        </w:rPr>
+        <w:t>$ENVIRONMENT_DIRECTORY/</w:t>
       </w:r>
       <w:proofErr w:type="spellStart"/>
       <w:r>
         <w:rPr>
           <w:rFonts w:ascii="Courier New" w:hAnsi="Courier New" w:cs="Courier New"/>
-          <w:sz w:val="22"/>
-          <w:szCs w:val="22"/>
         </w:rPr>
         <w:t>cf_data</w:t>
       </w:r>
@@ -1748,17 +1590,25 @@
       <w:r>
         <w:rPr>
           <w:rFonts w:ascii="Calibri" w:hAnsi="Calibri" w:cs="Calibri"/>
-          <w:sz w:val="22"/>
-          <w:szCs w:val="22"/>
-        </w:rPr>
-        <w:t xml:space="preserve">, this directory will contain copies of the arc, ask and </w:t>
+        </w:rPr>
+        <w:t>, this directory will contain copies of the ar</w:t>
+      </w:r>
+      <w:r>
+        <w:rPr>
+          <w:rFonts w:ascii="Calibri" w:hAnsi="Calibri" w:cs="Calibri"/>
+        </w:rPr>
+        <w:t>k</w:t>
+      </w:r>
+      <w:r>
+        <w:rPr>
+          <w:rFonts w:ascii="Calibri" w:hAnsi="Calibri" w:cs="Calibri"/>
+        </w:rPr>
+        <w:t xml:space="preserve">, ask and </w:t>
       </w:r>
       <w:proofErr w:type="spellStart"/>
       <w:r>
         <w:rPr>
           <w:rFonts w:ascii="Calibri" w:hAnsi="Calibri" w:cs="Calibri"/>
-          <w:sz w:val="22"/>
-          <w:szCs w:val="22"/>
         </w:rPr>
         <w:t>vcert</w:t>
       </w:r>
@@ -1766,8 +1616,6 @@
       <w:r>
         <w:rPr>
           <w:rFonts w:ascii="Calibri" w:hAnsi="Calibri" w:cs="Calibri"/>
-          <w:sz w:val="22"/>
-          <w:szCs w:val="22"/>
         </w:rPr>
         <w:t xml:space="preserve"> certs, in the </w:t>
       </w:r>
@@ -1775,8 +1623,6 @@
       <w:r>
         <w:rPr>
           <w:rFonts w:ascii="Calibri" w:hAnsi="Calibri" w:cs="Calibri"/>
-          <w:sz w:val="22"/>
-          <w:szCs w:val="22"/>
         </w:rPr>
         <w:t>sev</w:t>
       </w:r>
@@ -1784,8 +1630,6 @@
       <w:r>
         <w:rPr>
           <w:rFonts w:ascii="Calibri" w:hAnsi="Calibri" w:cs="Calibri"/>
-          <w:sz w:val="22"/>
-          <w:szCs w:val="22"/>
         </w:rPr>
         <w:t xml:space="preserve"> case, the simulated enclave files, and the endorsement cert (in the </w:t>
       </w:r>
@@ -1793,8 +1637,6 @@
       <w:r>
         <w:rPr>
           <w:rFonts w:ascii="Calibri" w:hAnsi="Calibri" w:cs="Calibri"/>
-          <w:sz w:val="22"/>
-          <w:szCs w:val="22"/>
         </w:rPr>
         <w:t>tpm</w:t>
       </w:r>
@@ -1802,8 +1644,6 @@
       <w:r>
         <w:rPr>
           <w:rFonts w:ascii="Calibri" w:hAnsi="Calibri" w:cs="Calibri"/>
-          <w:sz w:val="22"/>
-          <w:szCs w:val="22"/>
         </w:rPr>
         <w:t xml:space="preserve"> case).</w:t>
       </w:r>
@@ -1823,56 +1663,30 @@
       <w:r>
         <w:rPr>
           <w:rFonts w:ascii="Calibri" w:hAnsi="Calibri" w:cs="Calibri"/>
-          <w:sz w:val="22"/>
-          <w:szCs w:val="22"/>
         </w:rPr>
         <w:t xml:space="preserve">The </w:t>
       </w:r>
       <w:r>
         <w:rPr>
           <w:rFonts w:ascii="Courier New" w:hAnsi="Courier New" w:cs="Courier New"/>
-          <w:sz w:val="22"/>
-          <w:szCs w:val="22"/>
-        </w:rPr>
-        <w:t>$ENVIRONMENT_DIRECTORY</w:t>
-      </w:r>
-      <w:r>
-        <w:rPr>
-          <w:rFonts w:ascii="Courier New" w:hAnsi="Courier New" w:cs="Courier New"/>
-          <w:sz w:val="22"/>
-          <w:szCs w:val="22"/>
-        </w:rPr>
-        <w:t>/provisioning</w:t>
-      </w:r>
-      <w:r>
-        <w:rPr>
-          <w:rFonts w:ascii="Calibri" w:hAnsi="Calibri" w:cs="Calibri"/>
-          <w:sz w:val="22"/>
-          <w:szCs w:val="22"/>
+        </w:rPr>
+        <w:t>$ENVIRONMENT_DIRECTORY/provisioning</w:t>
+      </w:r>
+      <w:r>
+        <w:rPr>
+          <w:rFonts w:ascii="Calibri" w:hAnsi="Calibri" w:cs="Calibri"/>
         </w:rPr>
         <w:t xml:space="preserve"> and </w:t>
       </w:r>
       <w:r>
         <w:rPr>
           <w:rFonts w:ascii="Courier New" w:hAnsi="Courier New" w:cs="Courier New"/>
-          <w:sz w:val="22"/>
-          <w:szCs w:val="22"/>
-        </w:rPr>
-        <w:t>$ENVIRONMENT_DIRECTORY</w:t>
-      </w:r>
-      <w:r>
-        <w:rPr>
-          <w:rFonts w:ascii="Courier New" w:hAnsi="Courier New" w:cs="Courier New"/>
-          <w:sz w:val="22"/>
-          <w:szCs w:val="22"/>
-        </w:rPr>
-        <w:t>/service</w:t>
-      </w:r>
-      <w:r>
-        <w:rPr>
-          <w:rFonts w:ascii="Calibri" w:hAnsi="Calibri" w:cs="Calibri"/>
-          <w:sz w:val="22"/>
-          <w:szCs w:val="22"/>
+        </w:rPr>
+        <w:t>$ENVIRONMENT_DIRECTORY/service</w:t>
+      </w:r>
+      <w:r>
+        <w:rPr>
+          <w:rFonts w:ascii="Calibri" w:hAnsi="Calibri" w:cs="Calibri"/>
         </w:rPr>
         <w:t xml:space="preserve"> directories are exactly as in the application setting and should </w:t>
       </w:r>
@@ -1880,8 +1694,6 @@
       <w:r>
         <w:rPr>
           <w:rFonts w:ascii="Calibri" w:hAnsi="Calibri" w:cs="Calibri"/>
-          <w:sz w:val="22"/>
-          <w:szCs w:val="22"/>
         </w:rPr>
         <w:t>absolutely not</w:t>
       </w:r>
@@ -1889,8 +1701,6 @@
       <w:r>
         <w:rPr>
           <w:rFonts w:ascii="Calibri" w:hAnsi="Calibri" w:cs="Calibri"/>
-          <w:sz w:val="22"/>
-          <w:szCs w:val="22"/>
         </w:rPr>
         <w:t xml:space="preserve"> be distributed to the </w:t>
       </w:r>
@@ -1924,8 +1734,6 @@
       <w:r>
         <w:rPr>
           <w:rFonts w:ascii="Calibri" w:hAnsi="Calibri" w:cs="Calibri"/>
-          <w:sz w:val="22"/>
-          <w:szCs w:val="22"/>
         </w:rPr>
         <w:t xml:space="preserve">As before, the </w:t>
       </w:r>
@@ -1935,15 +1743,7 @@
           <w:i/>
           <w:iCs/>
         </w:rPr>
-        <w:t>Security domain administrator</w:t>
-      </w:r>
-      <w:r>
-        <w:rPr>
-          <w:rFonts w:ascii="Calibri" w:hAnsi="Calibri" w:cs="Calibri"/>
-          <w:i/>
-          <w:iCs/>
-        </w:rPr>
-        <w:t xml:space="preserve">, </w:t>
+        <w:t xml:space="preserve">Security domain administrator, </w:t>
       </w:r>
       <w:r>
         <w:rPr>
@@ -1954,32 +1754,14 @@
       <w:r>
         <w:rPr>
           <w:rFonts w:ascii="Courier New" w:hAnsi="Courier New" w:cs="Courier New"/>
-          <w:sz w:val="22"/>
-          <w:szCs w:val="22"/>
-        </w:rPr>
-        <w:t>$ENVIRONMENT_DIRECTORY</w:t>
-      </w:r>
-      <w:r>
-        <w:rPr>
-          <w:rFonts w:ascii="Courier New" w:hAnsi="Courier New" w:cs="Courier New"/>
-          <w:sz w:val="22"/>
-          <w:szCs w:val="22"/>
-        </w:rPr>
-        <w:t>/provisioning</w:t>
-      </w:r>
-      <w:r>
-        <w:rPr>
-          <w:rFonts w:ascii="Calibri" w:hAnsi="Calibri" w:cs="Calibri"/>
-          <w:sz w:val="22"/>
-          <w:szCs w:val="22"/>
-        </w:rPr>
-        <w:t xml:space="preserve"> directory </w:t>
-      </w:r>
-      <w:r>
-        <w:rPr>
-          <w:rFonts w:ascii="Calibri" w:hAnsi="Calibri" w:cs="Calibri"/>
-        </w:rPr>
-        <w:t>to store generated keys and policy.</w:t>
+        </w:rPr>
+        <w:t>$ENVIRONMENT_DIRECTORY/provisioning</w:t>
+      </w:r>
+      <w:r>
+        <w:rPr>
+          <w:rFonts w:ascii="Calibri" w:hAnsi="Calibri" w:cs="Calibri"/>
+        </w:rPr>
+        <w:t xml:space="preserve"> directory to store generated keys and policy.</w:t>
       </w:r>
     </w:p>
     <w:p>
@@ -2017,7 +1799,19 @@
         <w:rPr>
           <w:rFonts w:ascii="Calibri" w:hAnsi="Calibri" w:cs="Calibri"/>
         </w:rPr>
-        <w:t>The utilities (</w:t>
+        <w:t xml:space="preserve">The </w:t>
+      </w:r>
+      <w:r>
+        <w:rPr>
+          <w:rFonts w:ascii="Calibri" w:hAnsi="Calibri" w:cs="Calibri"/>
+        </w:rPr>
+        <w:t xml:space="preserve">VM </w:t>
+      </w:r>
+      <w:r>
+        <w:rPr>
+          <w:rFonts w:ascii="Calibri" w:hAnsi="Calibri" w:cs="Calibri"/>
+        </w:rPr>
+        <w:t>utilities (</w:t>
       </w:r>
       <w:proofErr w:type="spellStart"/>
       <w:r>
@@ -2046,25 +1840,13 @@
       <w:r>
         <w:rPr>
           <w:rFonts w:ascii="Courier New" w:hAnsi="Courier New" w:cs="Courier New"/>
-          <w:sz w:val="22"/>
-          <w:szCs w:val="22"/>
-        </w:rPr>
-        <w:t>$ENVIRONMENT_DIRECTORY</w:t>
-      </w:r>
-      <w:r>
-        <w:rPr>
-          <w:rFonts w:ascii="Courier New" w:hAnsi="Courier New" w:cs="Courier New"/>
-          <w:sz w:val="22"/>
-          <w:szCs w:val="22"/>
-        </w:rPr>
-        <w:t>/</w:t>
+        </w:rPr>
+        <w:t>$ENVIRONMENT_DIRECTORY/</w:t>
       </w:r>
       <w:proofErr w:type="spellStart"/>
       <w:r>
         <w:rPr>
           <w:rFonts w:ascii="Courier New" w:hAnsi="Courier New" w:cs="Courier New"/>
-          <w:sz w:val="22"/>
-          <w:szCs w:val="22"/>
         </w:rPr>
         <w:t>cf_data</w:t>
       </w:r>
@@ -2129,49 +1911,25 @@
       <w:r>
         <w:rPr>
           <w:rFonts w:ascii="Courier New" w:hAnsi="Courier New" w:cs="Courier New"/>
-          <w:sz w:val="22"/>
-          <w:szCs w:val="22"/>
-        </w:rPr>
-        <w:t>$ENVIRONMENT_DIRECTORY</w:t>
-      </w:r>
-      <w:r>
-        <w:rPr>
-          <w:rFonts w:ascii="Courier New" w:hAnsi="Courier New" w:cs="Courier New"/>
-          <w:sz w:val="22"/>
-          <w:szCs w:val="22"/>
-        </w:rPr>
-        <w:t xml:space="preserve"> </w:t>
-      </w:r>
-      <w:r>
-        <w:rPr>
-          <w:rFonts w:ascii="Calibri" w:hAnsi="Calibri" w:cs="Calibri"/>
-          <w:sz w:val="22"/>
-          <w:szCs w:val="22"/>
+        </w:rPr>
+        <w:t xml:space="preserve">$ENVIRONMENT_DIRECTORY </w:t>
+      </w:r>
+      <w:r>
+        <w:rPr>
+          <w:rFonts w:ascii="Calibri" w:hAnsi="Calibri" w:cs="Calibri"/>
         </w:rPr>
         <w:t xml:space="preserve">and </w:t>
       </w:r>
       <w:r>
         <w:rPr>
           <w:rFonts w:ascii="Courier New" w:hAnsi="Courier New" w:cs="Courier New"/>
-          <w:sz w:val="22"/>
-          <w:szCs w:val="22"/>
-        </w:rPr>
-        <w:t>$ENVIRONMENT_DIRECTORY</w:t>
-      </w:r>
-      <w:r>
-        <w:rPr>
-          <w:rFonts w:ascii="Courier New" w:hAnsi="Courier New" w:cs="Courier New"/>
-          <w:sz w:val="22"/>
-          <w:szCs w:val="22"/>
-        </w:rPr>
-        <w:t>/</w:t>
+        </w:rPr>
+        <w:t>$ENVIRONMENT_DIRECTORY/</w:t>
       </w:r>
       <w:proofErr w:type="spellStart"/>
       <w:r>
         <w:rPr>
           <w:rFonts w:ascii="Courier New" w:hAnsi="Courier New" w:cs="Courier New"/>
-          <w:sz w:val="22"/>
-          <w:szCs w:val="22"/>
         </w:rPr>
         <w:t>cf_data</w:t>
       </w:r>
@@ -2204,8 +1962,6 @@
       <w:r>
         <w:rPr>
           <w:rFonts w:ascii="Courier New" w:hAnsi="Courier New" w:cs="Courier New"/>
-          <w:sz w:val="22"/>
-          <w:szCs w:val="22"/>
         </w:rPr>
         <w:t>$ENVIRONMENT_DIRECTORY</w:t>
       </w:r>
@@ -2361,29 +2117,38 @@
         <w:rPr>
           <w:rFonts w:ascii="Calibri" w:hAnsi="Calibri" w:cs="Calibri"/>
         </w:rPr>
-        <w:t xml:space="preserve">) for individual applications and depends on the OS for isolation among such apps.  In this case, there will be (at least) three separate </w:t>
-      </w:r>
-      <w:r>
-        <w:rPr>
-          <w:rFonts w:ascii="Courier New" w:hAnsi="Courier New" w:cs="Courier New"/>
-          <w:sz w:val="22"/>
-          <w:szCs w:val="22"/>
-        </w:rPr>
-        <w:t>$ENVIRONMENT_DIRECTORY</w:t>
-      </w:r>
-      <w:r>
-        <w:rPr>
-          <w:rFonts w:ascii="Courier New" w:hAnsi="Courier New" w:cs="Courier New"/>
-          <w:sz w:val="22"/>
-          <w:szCs w:val="22"/>
+        <w:t xml:space="preserve">) for individual applications and depends on the OS for isolation among such apps.  In this case, there </w:t>
+      </w:r>
+      <w:r>
+        <w:rPr>
+          <w:rFonts w:ascii="Calibri" w:hAnsi="Calibri" w:cs="Calibri"/>
+        </w:rPr>
+        <w:lastRenderedPageBreak/>
+        <w:t xml:space="preserve">will be (at least) three </w:t>
+      </w:r>
+      <w:proofErr w:type="gramStart"/>
+      <w:r>
+        <w:rPr>
+          <w:rFonts w:ascii="Calibri" w:hAnsi="Calibri" w:cs="Calibri"/>
+        </w:rPr>
+        <w:t>separate</w:t>
+      </w:r>
+      <w:proofErr w:type="gramEnd"/>
+      <w:r>
+        <w:rPr>
+          <w:rFonts w:ascii="Calibri" w:hAnsi="Calibri" w:cs="Calibri"/>
         </w:rPr>
         <w:t xml:space="preserve"> </w:t>
       </w:r>
       <w:r>
         <w:rPr>
-          <w:rFonts w:ascii="Calibri" w:hAnsi="Calibri" w:cs="Calibri"/>
-          <w:sz w:val="22"/>
-          <w:szCs w:val="22"/>
+          <w:rFonts w:ascii="Courier New" w:hAnsi="Courier New" w:cs="Courier New"/>
+        </w:rPr>
+        <w:t xml:space="preserve">$ENVIRONMENT_DIRECTORY </w:t>
+      </w:r>
+      <w:r>
+        <w:rPr>
+          <w:rFonts w:ascii="Calibri" w:hAnsi="Calibri" w:cs="Calibri"/>
         </w:rPr>
         <w:t>locations: one for the VM, one for the application service and one for each protected application.</w:t>
       </w:r>

--- a/Doc/Directory-structure-for-examples-and-deployment-guide.docx
+++ b/Doc/Directory-structure-for-examples-and-deployment-guide.docx
@@ -1206,19 +1206,11 @@
         </w:rPr>
         <w:t xml:space="preserve">there are </w:t>
       </w:r>
-      <w:proofErr w:type="gramStart"/>
-      <w:r>
-        <w:rPr>
-          <w:rFonts w:ascii="Calibri" w:hAnsi="Calibri" w:cs="Calibri"/>
-        </w:rPr>
-        <w:t>actually two</w:t>
-      </w:r>
-      <w:proofErr w:type="gramEnd"/>
-      <w:r>
-        <w:rPr>
-          <w:rFonts w:ascii="Calibri" w:hAnsi="Calibri" w:cs="Calibri"/>
-        </w:rPr>
-        <w:t xml:space="preserve"> app directories, one for the app acting as a client for the example secure channel and one acting as the server for the example secure channel</w:t>
+      <w:r>
+        <w:rPr>
+          <w:rFonts w:ascii="Calibri" w:hAnsi="Calibri" w:cs="Calibri"/>
+        </w:rPr>
+        <w:t>actually two app directories, one for the app acting as a client for the example secure channel and one acting as the server for the example secure channel</w:t>
       </w:r>
       <w:r>
         <w:rPr>
@@ -1806,7 +1798,6 @@
         </w:rPr>
         <w:t xml:space="preserve"> may contain </w:t>
       </w:r>
-      <w:proofErr w:type="spellStart"/>
       <w:r>
         <w:rPr>
           <w:rFonts w:ascii="Calibri" w:hAnsi="Calibri" w:cs="Calibri"/>
@@ -1815,7 +1806,6 @@
         </w:rPr>
         <w:t>simpleserver</w:t>
       </w:r>
-      <w:proofErr w:type="spellEnd"/>
       <w:r>
         <w:rPr>
           <w:rFonts w:ascii="Calibri" w:hAnsi="Calibri" w:cs="Calibri"/>
@@ -1834,7 +1824,6 @@
         </w:rPr>
         <w:t xml:space="preserve"> provided </w:t>
       </w:r>
-      <w:proofErr w:type="spellStart"/>
       <w:r>
         <w:rPr>
           <w:rFonts w:ascii="Calibri" w:hAnsi="Calibri" w:cs="Calibri"/>
@@ -1843,7 +1832,6 @@
         </w:rPr>
         <w:t>simpleserver</w:t>
       </w:r>
-      <w:proofErr w:type="spellEnd"/>
       <w:r>
         <w:rPr>
           <w:rFonts w:ascii="Calibri" w:hAnsi="Calibri" w:cs="Calibri"/>
@@ -2074,7 +2062,35 @@
         <w:rPr>
           <w:rFonts w:ascii="Calibri" w:hAnsi="Calibri" w:cs="Calibri"/>
         </w:rPr>
-        <w:t>, keyserver and keyclient), in that case, none of the roles will add additional parameters.</w:t>
+        <w:t xml:space="preserve">, </w:t>
+      </w:r>
+      <w:proofErr w:type="spellStart"/>
+      <w:r>
+        <w:rPr>
+          <w:rFonts w:ascii="Calibri" w:hAnsi="Calibri" w:cs="Calibri"/>
+        </w:rPr>
+        <w:t>keyserver</w:t>
+      </w:r>
+      <w:proofErr w:type="spellEnd"/>
+      <w:r>
+        <w:rPr>
+          <w:rFonts w:ascii="Calibri" w:hAnsi="Calibri" w:cs="Calibri"/>
+        </w:rPr>
+        <w:t xml:space="preserve"> and </w:t>
+      </w:r>
+      <w:proofErr w:type="spellStart"/>
+      <w:r>
+        <w:rPr>
+          <w:rFonts w:ascii="Calibri" w:hAnsi="Calibri" w:cs="Calibri"/>
+        </w:rPr>
+        <w:t>keyclient</w:t>
+      </w:r>
+      <w:proofErr w:type="spellEnd"/>
+      <w:r>
+        <w:rPr>
+          <w:rFonts w:ascii="Calibri" w:hAnsi="Calibri" w:cs="Calibri"/>
+        </w:rPr>
+        <w:t>), in that case, none of the roles will add additional parameters.</w:t>
       </w:r>
     </w:p>
     <w:p>
@@ -2184,8 +2200,36 @@
           <w:i/>
           <w:iCs/>
         </w:rPr>
-        <w:t>, keyserver and keyclient</w:t>
-      </w:r>
+        <w:t xml:space="preserve">, </w:t>
+      </w:r>
+      <w:proofErr w:type="spellStart"/>
+      <w:r>
+        <w:rPr>
+          <w:rFonts w:ascii="Calibri" w:hAnsi="Calibri" w:cs="Calibri"/>
+          <w:i/>
+          <w:iCs/>
+        </w:rPr>
+        <w:t>keyserver</w:t>
+      </w:r>
+      <w:proofErr w:type="spellEnd"/>
+      <w:r>
+        <w:rPr>
+          <w:rFonts w:ascii="Calibri" w:hAnsi="Calibri" w:cs="Calibri"/>
+          <w:i/>
+          <w:iCs/>
+        </w:rPr>
+        <w:t xml:space="preserve"> and </w:t>
+      </w:r>
+      <w:proofErr w:type="spellStart"/>
+      <w:r>
+        <w:rPr>
+          <w:rFonts w:ascii="Calibri" w:hAnsi="Calibri" w:cs="Calibri"/>
+          <w:i/>
+          <w:iCs/>
+        </w:rPr>
+        <w:t>keyclient</w:t>
+      </w:r>
+      <w:proofErr w:type="spellEnd"/>
       <w:r>
         <w:rPr>
           <w:rFonts w:ascii="Calibri" w:hAnsi="Calibri" w:cs="Calibri"/>
@@ -2306,8 +2350,36 @@
           <w:i/>
           <w:iCs/>
         </w:rPr>
-        <w:t>, keyserver and keyclient</w:t>
-      </w:r>
+        <w:t xml:space="preserve">, </w:t>
+      </w:r>
+      <w:proofErr w:type="spellStart"/>
+      <w:r>
+        <w:rPr>
+          <w:rFonts w:ascii="Calibri" w:hAnsi="Calibri" w:cs="Calibri"/>
+          <w:i/>
+          <w:iCs/>
+        </w:rPr>
+        <w:t>keyserver</w:t>
+      </w:r>
+      <w:proofErr w:type="spellEnd"/>
+      <w:r>
+        <w:rPr>
+          <w:rFonts w:ascii="Calibri" w:hAnsi="Calibri" w:cs="Calibri"/>
+          <w:i/>
+          <w:iCs/>
+        </w:rPr>
+        <w:t xml:space="preserve"> and </w:t>
+      </w:r>
+      <w:proofErr w:type="spellStart"/>
+      <w:r>
+        <w:rPr>
+          <w:rFonts w:ascii="Calibri" w:hAnsi="Calibri" w:cs="Calibri"/>
+          <w:i/>
+          <w:iCs/>
+        </w:rPr>
+        <w:t>keyclient</w:t>
+      </w:r>
+      <w:proofErr w:type="spellEnd"/>
       <w:r>
         <w:rPr>
           <w:rFonts w:ascii="Calibri" w:hAnsi="Calibri" w:cs="Calibri"/>
@@ -2563,21 +2635,7 @@
         <w:rPr>
           <w:rFonts w:ascii="Calibri" w:hAnsi="Calibri" w:cs="Calibri"/>
         </w:rPr>
-        <w:t xml:space="preserve"> directories are exactly as in the application setting and should </w:t>
-      </w:r>
-      <w:proofErr w:type="gramStart"/>
-      <w:r>
-        <w:rPr>
-          <w:rFonts w:ascii="Calibri" w:hAnsi="Calibri" w:cs="Calibri"/>
-        </w:rPr>
-        <w:t>absolutely not</w:t>
-      </w:r>
-      <w:proofErr w:type="gramEnd"/>
-      <w:r>
-        <w:rPr>
-          <w:rFonts w:ascii="Calibri" w:hAnsi="Calibri" w:cs="Calibri"/>
-        </w:rPr>
-        <w:t xml:space="preserve"> be distributed to the </w:t>
+        <w:t xml:space="preserve"> directories are exactly as in the application setting and should absolutely not be distributed to the </w:t>
       </w:r>
       <w:r>
         <w:rPr>
@@ -2749,8 +2807,36 @@
           <w:i/>
           <w:iCs/>
         </w:rPr>
-        <w:t>, keyserver and keyclient</w:t>
-      </w:r>
+        <w:t xml:space="preserve">, </w:t>
+      </w:r>
+      <w:proofErr w:type="spellStart"/>
+      <w:r>
+        <w:rPr>
+          <w:rFonts w:ascii="Calibri" w:hAnsi="Calibri" w:cs="Calibri"/>
+          <w:i/>
+          <w:iCs/>
+        </w:rPr>
+        <w:t>keyserver</w:t>
+      </w:r>
+      <w:proofErr w:type="spellEnd"/>
+      <w:r>
+        <w:rPr>
+          <w:rFonts w:ascii="Calibri" w:hAnsi="Calibri" w:cs="Calibri"/>
+          <w:i/>
+          <w:iCs/>
+        </w:rPr>
+        <w:t xml:space="preserve"> and </w:t>
+      </w:r>
+      <w:proofErr w:type="spellStart"/>
+      <w:r>
+        <w:rPr>
+          <w:rFonts w:ascii="Calibri" w:hAnsi="Calibri" w:cs="Calibri"/>
+          <w:i/>
+          <w:iCs/>
+        </w:rPr>
+        <w:t>keyclient</w:t>
+      </w:r>
+      <w:proofErr w:type="spellEnd"/>
       <w:r>
         <w:rPr>
           <w:rFonts w:ascii="Calibri" w:hAnsi="Calibri" w:cs="Calibri"/>
@@ -2761,16 +2847,26 @@
         <w:rPr>
           <w:rFonts w:ascii="Courier New" w:hAnsi="Courier New" w:cs="Courier New"/>
         </w:rPr>
-        <w:t>$ENVIRONMENT_DIRECTORY/</w:t>
-      </w:r>
-      <w:proofErr w:type="spellStart"/>
+        <w:t>$ENVIRONMENT_DIRECTORY</w:t>
+      </w:r>
       <w:r>
         <w:rPr>
           <w:rFonts w:ascii="Courier New" w:hAnsi="Courier New" w:cs="Courier New"/>
         </w:rPr>
-        <w:t>cf_data</w:t>
-      </w:r>
-      <w:proofErr w:type="spellEnd"/>
+        <w:t xml:space="preserve"> </w:t>
+      </w:r>
+      <w:r>
+        <w:rPr>
+          <w:rFonts w:ascii="Calibri" w:hAnsi="Calibri" w:cs="Calibri"/>
+        </w:rPr>
+        <w:t xml:space="preserve">and </w:t>
+      </w:r>
+      <w:r>
+        <w:rPr>
+          <w:rFonts w:ascii="Courier New" w:hAnsi="Courier New" w:cs="Courier New"/>
+        </w:rPr>
+        <w:t>$ENVIRONMENT_DIRECTORY/cf_data</w:t>
+      </w:r>
       <w:r>
         <w:rPr>
           <w:rFonts w:ascii="Calibri" w:hAnsi="Calibri" w:cs="Calibri"/>
@@ -3566,7 +3662,6 @@
         </w:rPr>
         <w:t xml:space="preserve">In addition, the certifier service, as provisioned, must have the </w:t>
       </w:r>
-      <w:proofErr w:type="spellStart"/>
       <w:r>
         <w:rPr>
           <w:rFonts w:ascii="Calibri" w:hAnsi="Calibri" w:cs="Calibri"/>
@@ -3575,7 +3670,6 @@
         </w:rPr>
         <w:t>simpleserver</w:t>
       </w:r>
-      <w:proofErr w:type="spellEnd"/>
       <w:r>
         <w:rPr>
           <w:rFonts w:ascii="Calibri" w:hAnsi="Calibri" w:cs="Calibri"/>
@@ -6550,27 +6644,17 @@
           <w:sz w:val="22"/>
           <w:szCs w:val="22"/>
         </w:rPr>
-        <w:t>$ENVIRONMENT_DIRECTORY/</w:t>
-      </w:r>
-      <w:proofErr w:type="spellStart"/>
+        <w:t>$ENVIRONMENT_DIRECTORY</w:t>
+      </w:r>
+      <w:proofErr w:type="gramStart"/>
       <w:r>
         <w:rPr>
           <w:rFonts w:ascii="Courier New" w:hAnsi="Courier New" w:cs="Courier New"/>
           <w:sz w:val="22"/>
           <w:szCs w:val="22"/>
         </w:rPr>
-        <w:t>cf_</w:t>
-      </w:r>
-      <w:proofErr w:type="gramStart"/>
-      <w:r>
-        <w:rPr>
-          <w:rFonts w:ascii="Courier New" w:hAnsi="Courier New" w:cs="Courier New"/>
-          <w:sz w:val="22"/>
-          <w:szCs w:val="22"/>
-        </w:rPr>
-        <w:t>data</w:t>
-      </w:r>
-      <w:proofErr w:type="spellEnd"/>
+        <w:t>/</w:t>
+      </w:r>
       <w:r>
         <w:rPr>
           <w:rFonts w:ascii="Courier New" w:hAnsi="Courier New" w:cs="Courier New"/>
@@ -6870,7 +6954,25 @@
           <w:b/>
           <w:bCs/>
         </w:rPr>
-        <w:t xml:space="preserve">, keyserver and </w:t>
+        <w:t xml:space="preserve">, </w:t>
+      </w:r>
+      <w:proofErr w:type="spellStart"/>
+      <w:r>
+        <w:rPr>
+          <w:rFonts w:ascii="Calibri" w:hAnsi="Calibri" w:cs="Calibri"/>
+          <w:b/>
+          <w:bCs/>
+        </w:rPr>
+        <w:t>keyserver</w:t>
+      </w:r>
+      <w:proofErr w:type="spellEnd"/>
+      <w:r>
+        <w:rPr>
+          <w:rFonts w:ascii="Calibri" w:hAnsi="Calibri" w:cs="Calibri"/>
+          <w:b/>
+          <w:bCs/>
+        </w:rPr>
+        <w:t xml:space="preserve"> and </w:t>
       </w:r>
       <w:proofErr w:type="spellStart"/>
       <w:r>
@@ -7774,21 +7876,19 @@
           <w:sz w:val="22"/>
           <w:szCs w:val="22"/>
         </w:rPr>
-        <w:t>"./</w:t>
-      </w:r>
-      <w:proofErr w:type="spellStart"/>
+        <w:t>".</w:t>
+      </w:r>
+      <w:r>
+        <w:rPr>
+          <w:rFonts w:ascii="Calibri" w:hAnsi="Calibri" w:cs="Calibri"/>
+          <w:color w:val="000000"/>
+          <w:kern w:val="0"/>
+          <w:sz w:val="22"/>
+          <w:szCs w:val="22"/>
+        </w:rPr>
+        <w:t>/</w:t>
+      </w:r>
       <w:proofErr w:type="gramEnd"/>
-      <w:r>
-        <w:rPr>
-          <w:rFonts w:ascii="Calibri" w:hAnsi="Calibri" w:cs="Calibri"/>
-          <w:color w:val="000000"/>
-          <w:kern w:val="0"/>
-          <w:sz w:val="22"/>
-          <w:szCs w:val="22"/>
-        </w:rPr>
-        <w:t>cf_data</w:t>
-      </w:r>
-      <w:proofErr w:type="spellEnd"/>
       <w:r>
         <w:rPr>
           <w:rFonts w:ascii="Calibri" w:hAnsi="Calibri" w:cs="Calibri"/>
@@ -10455,11 +10555,19 @@
           <w:rFonts w:ascii="Calibri" w:hAnsi="Calibri" w:cs="Calibri"/>
         </w:rPr>
       </w:pPr>
-      <w:r>
-        <w:rPr>
-          <w:rFonts w:ascii="Calibri" w:hAnsi="Calibri" w:cs="Calibri"/>
-        </w:rPr>
-        <w:t xml:space="preserve">Its worth consulting </w:t>
+      <w:proofErr w:type="spellStart"/>
+      <w:r>
+        <w:rPr>
+          <w:rFonts w:ascii="Calibri" w:hAnsi="Calibri" w:cs="Calibri"/>
+        </w:rPr>
+        <w:t>Its</w:t>
+      </w:r>
+      <w:proofErr w:type="spellEnd"/>
+      <w:r>
+        <w:rPr>
+          <w:rFonts w:ascii="Calibri" w:hAnsi="Calibri" w:cs="Calibri"/>
+        </w:rPr>
+        <w:t xml:space="preserve"> worth consulting </w:t>
       </w:r>
       <w:r>
         <w:rPr>
@@ -10903,21 +11011,7 @@
         <w:rPr>
           <w:rFonts w:ascii="Calibri" w:hAnsi="Calibri" w:cs="Calibri"/>
         </w:rPr>
-        <w:t xml:space="preserve">  In fact, the “VM” model below follows the MAC like paradigm more closely since neither the source file </w:t>
-      </w:r>
-      <w:proofErr w:type="gramStart"/>
-      <w:r>
-        <w:rPr>
-          <w:rFonts w:ascii="Calibri" w:hAnsi="Calibri" w:cs="Calibri"/>
-        </w:rPr>
-        <w:t>or</w:t>
-      </w:r>
-      <w:proofErr w:type="gramEnd"/>
-      <w:r>
-        <w:rPr>
-          <w:rFonts w:ascii="Calibri" w:hAnsi="Calibri" w:cs="Calibri"/>
-        </w:rPr>
-        <w:t xml:space="preserve"> the resulting executables are in </w:t>
+        <w:t xml:space="preserve">  In fact, the “VM” model below follows the MAC like paradigm more closely since neither the source file or the resulting executables are in </w:t>
       </w:r>
       <w:r>
         <w:rPr>
@@ -11100,8 +11194,36 @@
           <w:i/>
           <w:iCs/>
         </w:rPr>
-        <w:t>, keyserver and keyclient</w:t>
-      </w:r>
+        <w:t xml:space="preserve">, </w:t>
+      </w:r>
+      <w:proofErr w:type="spellStart"/>
+      <w:r>
+        <w:rPr>
+          <w:rFonts w:ascii="Calibri" w:hAnsi="Calibri" w:cs="Calibri"/>
+          <w:i/>
+          <w:iCs/>
+        </w:rPr>
+        <w:t>keyserver</w:t>
+      </w:r>
+      <w:proofErr w:type="spellEnd"/>
+      <w:r>
+        <w:rPr>
+          <w:rFonts w:ascii="Calibri" w:hAnsi="Calibri" w:cs="Calibri"/>
+          <w:i/>
+          <w:iCs/>
+        </w:rPr>
+        <w:t xml:space="preserve"> and </w:t>
+      </w:r>
+      <w:proofErr w:type="spellStart"/>
+      <w:r>
+        <w:rPr>
+          <w:rFonts w:ascii="Calibri" w:hAnsi="Calibri" w:cs="Calibri"/>
+          <w:i/>
+          <w:iCs/>
+        </w:rPr>
+        <w:t>keyclient</w:t>
+      </w:r>
+      <w:proofErr w:type="spellEnd"/>
       <w:r>
         <w:rPr>
           <w:rFonts w:ascii="Calibri" w:hAnsi="Calibri" w:cs="Calibri"/>
